--- a/assets/downloads/simulation-31/simulation-schedule.docx
+++ b/assets/downloads/simulation-31/simulation-schedule.docx
@@ -15,10 +15,8 @@
       </w:pPr>
       <w:r>
         <w:rPr>
-          <w:rFonts w:ascii="Aptos" w:hAnsi="Aptos" w:cs="Aptos" w:eastAsia="Aptos"/>
+          <w:rFonts w:ascii="Aptos" w:eastAsia="Aptos" w:hAnsi="Aptos" w:cs="Aptos"/>
           <w:color w:val="000000"/>
-          <w:sz w:val="40"/>
-          <w:szCs w:val="40"/>
         </w:rPr>
         <w:t>Simulation Schedule</w:t>
       </w:r>
@@ -35,16 +33,6 @@
       </w:pPr>
       <w:r>
         <w:rPr>
-          <w:rFonts w:ascii="Aptos" w:hAnsi="Aptos" w:cs="Aptos" w:eastAsia="Aptos"/>
-          <w:color w:val="000000"/>
-          <w:sz w:val="24"/>
-          <w:szCs w:val="24"/>
-        </w:rPr>
-        <w:t/>
-      </w:r>
-      <w:r>
-        <w:rPr>
-          <w:rFonts w:ascii="Aptos" w:hAnsi="Aptos" w:cs="Aptos" w:eastAsia="Aptos"/>
           <w:color w:val="000000"/>
           <w:sz w:val="24"/>
           <w:szCs w:val="24"/>
@@ -53,7 +41,6 @@
       </w:r>
       <w:r>
         <w:rPr>
-          <w:rFonts w:ascii="Aptos" w:hAnsi="Aptos" w:cs="Aptos" w:eastAsia="Aptos"/>
           <w:color w:val="000000"/>
           <w:sz w:val="24"/>
           <w:szCs w:val="24"/>
@@ -62,7 +49,6 @@
       </w:r>
       <w:r>
         <w:rPr>
-          <w:rFonts w:ascii="Aptos" w:hAnsi="Aptos" w:cs="Aptos" w:eastAsia="Aptos"/>
           <w:color w:val="000000"/>
           <w:sz w:val="24"/>
           <w:szCs w:val="24"/>
@@ -71,7 +57,6 @@
       </w:r>
       <w:r>
         <w:rPr>
-          <w:rFonts w:ascii="Aptos" w:hAnsi="Aptos" w:cs="Aptos" w:eastAsia="Aptos"/>
           <w:color w:val="000000"/>
           <w:sz w:val="24"/>
           <w:szCs w:val="24"/>
@@ -83,46 +68,20 @@
       <w:pPr>
         <w:spacing w:after="0" w:line="480" w:lineRule="auto"/>
         <w:rPr>
-          <w:del w:id="137" w:author="Anna Seaman" w:date="2026-08-11T17:36:00Z" w16du:dateUtc="2026-08-11T22:36:00Z"/>
           <w:rFonts w:ascii="Times New Roman" w:hAnsi="Times New Roman" w:cs="Times New Roman"/>
           <w:color w:val="000000"/>
           <w:sz w:val="24"/>
           <w:szCs w:val="24"/>
         </w:rPr>
       </w:pPr>
-      <w:bookmarkStart w:id="138" w:name="_Hlk216971601"/>
-      <w:ins w:id="139" w:author="Anna Seaman" w:date="2026-08-11T17:36:00Z">
-        <w:r>
-          <w:rPr>
-            <w:rFonts w:ascii="Aptos" w:hAnsi="Aptos" w:cs="Aptos" w:eastAsia="Aptos"/>
-            <w:color w:val="000000"/>
-            <w:sz w:val="24"/>
-            <w:szCs w:val="24"/>
-          </w:rPr>
-          <w:t>Groups of students will deliver a 10-minute presentation on an assigned topic, followed by 8 minutes for questions, with a 2-minute buffer for transition time between groups.</w:t>
-        </w:r>
-      </w:ins>
-      <w:del w:id="140" w:author="Anna Seaman" w:date="2026-08-11T17:36:00Z" w16du:dateUtc="2026-08-11T22:36:00Z">
-        <w:r>
-          <w:rPr>
-            <w:rFonts w:ascii="Times New Roman" w:hAnsi="Times New Roman" w:cs="Times New Roman"/>
-            <w:color w:val="000000"/>
-            <w:sz w:val="24"/>
-            <w:szCs w:val="24"/>
-            <w:rPrChange w:id="141" w:author="Anna Seaman" w:date="2026-08-11T17:35:00Z" w16du:dateUtc="2026-08-11T22:35:00Z">
-              <w:rPr>
-                <w:rFonts w:ascii="Times New Roman" w:hAnsi="Times New Roman" w:cs="Times New Roman"/>
-                <w:b/>
-                <w:bCs/>
-                <w:color w:val="000000"/>
-                <w:sz w:val="24"/>
-                <w:szCs w:val="24"/>
-              </w:rPr>
-            </w:rPrChange>
-          </w:rPr>
-          <w:delText>\qqPSM: Copy from the student ebook.xqq\</w:delText>
-        </w:r>
-      </w:del>
+      <w:r>
+        <w:rPr>
+          <w:color w:val="000000"/>
+          <w:sz w:val="24"/>
+          <w:szCs w:val="24"/>
+        </w:rPr>
+        <w:t>Groups of students will deliver a 10-minute presentation on an assigned topic, followed by 8 minutes for questions, with a 2-minute buffer for transition time between groups.</w:t>
+      </w:r>
     </w:p>
     <w:p>
       <w:pPr>
@@ -136,16 +95,6 @@
       </w:pPr>
       <w:r>
         <w:rPr>
-          <w:rFonts w:ascii="Aptos" w:hAnsi="Aptos" w:cs="Aptos" w:eastAsia="Aptos"/>
-          <w:color w:val="000000"/>
-          <w:sz w:val="24"/>
-          <w:szCs w:val="24"/>
-        </w:rPr>
-        <w:t/>
-      </w:r>
-      <w:r>
-        <w:rPr>
-          <w:rFonts w:ascii="Aptos" w:hAnsi="Aptos" w:cs="Aptos" w:eastAsia="Aptos"/>
           <w:color w:val="000000"/>
           <w:sz w:val="24"/>
           <w:szCs w:val="24"/>
@@ -169,57 +118,16 @@
           <w:right w:w="0" w:type="dxa"/>
         </w:tblCellMar>
         <w:tblLook w:val="04A0" w:firstRow="1" w:lastRow="0" w:firstColumn="1" w:lastColumn="0" w:noHBand="0" w:noVBand="1"/>
-        <w:tblPrChange w:id="145" w:author="Anna Seaman" w:date="2026-08-11T17:36:00Z" w16du:dateUtc="2026-08-11T22:36:00Z">
-          <w:tblPr>
-            <w:tblW w:w="4312" w:type="dxa"/>
-            <w:tblInd w:w="8" w:type="dxa"/>
-            <w:tblBorders>
-              <w:top w:val="single" w:sz="4" w:space="0" w:color="auto"/>
-              <w:left w:val="single" w:sz="4" w:space="0" w:color="auto"/>
-              <w:bottom w:val="single" w:sz="4" w:space="0" w:color="auto"/>
-              <w:right w:val="single" w:sz="4" w:space="0" w:color="auto"/>
-              <w:insideH w:val="single" w:sz="4" w:space="0" w:color="auto"/>
-              <w:insideV w:val="single" w:sz="4" w:space="0" w:color="auto"/>
-            </w:tblBorders>
-            <w:tblCellMar>
-              <w:left w:w="0" w:type="dxa"/>
-              <w:right w:w="0" w:type="dxa"/>
-            </w:tblCellMar>
-            <w:tblLook w:val="04A0" w:firstRow="1" w:lastRow="0" w:firstColumn="1" w:lastColumn="0" w:noHBand="0" w:noVBand="1"/>
-          </w:tblPr>
-        </w:tblPrChange>
       </w:tblPr>
       <w:tblGrid>
         <w:gridCol w:w="2342"/>
         <w:gridCol w:w="2343"/>
-        <w:tblGridChange w:id="146">
-          <w:tblGrid>
-            <w:gridCol w:w="8"/>
-            <w:gridCol w:w="2152"/>
-            <w:gridCol w:w="182"/>
-            <w:gridCol w:w="1978"/>
-            <w:gridCol w:w="365"/>
-          </w:tblGrid>
-        </w:tblGridChange>
       </w:tblGrid>
       <w:tr>
-        <w:trPr>
-          <w:trPrChange w:id="147" w:author="Anna Seaman" w:date="2026-08-11T17:36:00Z" w16du:dateUtc="2026-08-11T22:36:00Z">
-            <w:trPr>
-              <w:gridBefore w:val="1"/>
-              <w:gridAfter w:val="0"/>
-            </w:trPr>
-          </w:trPrChange>
-        </w:trPr>
         <w:tc>
           <w:tcPr>
             <w:tcW w:w="2342" w:type="dxa"/>
             <w:shd w:val="clear" w:color="auto" w:fill="A73023"/>
-            <w:tcPrChange w:id="148" w:author="Anna Seaman" w:date="2026-08-11T17:36:00Z" w16du:dateUtc="2026-08-11T22:36:00Z">
-              <w:tcPr>
-                <w:tcW w:w="2152" w:type="dxa"/>
-              </w:tcPr>
-            </w:tcPrChange>
           </w:tcPr>
           <w:p>
             <w:pPr>
@@ -233,42 +141,15 @@
                 <w:color w:val="FFFFFF" w:themeColor="background1"/>
                 <w:sz w:val="24"/>
                 <w:szCs w:val="24"/>
-                <w:rPrChange w:id="149" w:author="Anna Seaman" w:date="2026-08-11T17:36:00Z" w16du:dateUtc="2026-08-11T22:36:00Z">
-                  <w:rPr>
-                    <w:rFonts w:ascii="Times New Roman" w:hAnsi="Times New Roman" w:cs="Times New Roman"/>
-                    <w:b/>
-                    <w:bCs/>
-                    <w:color w:val="000000"/>
-                    <w:sz w:val="24"/>
-                    <w:szCs w:val="24"/>
-                  </w:rPr>
-                </w:rPrChange>
-              </w:rPr>
-              <w:pPrChange w:id="150" w:author="Anna Seaman" w:date="2026-08-11T17:36:00Z" w16du:dateUtc="2026-08-11T22:36:00Z">
-                <w:pPr>
-                  <w:spacing w:after="0" w:line="480" w:lineRule="auto"/>
-                  <w:textAlignment w:val="baseline"/>
-                </w:pPr>
-              </w:pPrChange>
+              </w:rPr>
             </w:pPr>
             <w:r>
               <w:rPr>
-                <w:rFonts w:ascii="Aptos" w:hAnsi="Aptos" w:cs="Aptos" w:eastAsia="Aptos"/>
                 <w:b/>
                 <w:bCs/>
                 <w:color w:val="FFFFFF" w:themeColor="background1"/>
                 <w:sz w:val="24"/>
                 <w:szCs w:val="24"/>
-                <w:rPrChange w:id="151" w:author="Anna Seaman" w:date="2026-08-11T17:36:00Z" w16du:dateUtc="2026-08-11T22:36:00Z">
-                  <w:rPr>
-                    <w:rFonts w:ascii="Times New Roman" w:hAnsi="Times New Roman" w:cs="Times New Roman"/>
-                    <w:b/>
-                    <w:bCs/>
-                    <w:color w:val="000000"/>
-                    <w:sz w:val="24"/>
-                    <w:szCs w:val="24"/>
-                  </w:rPr>
-                </w:rPrChange>
               </w:rPr>
               <w:t>TIME</w:t>
             </w:r>
@@ -278,12 +159,6 @@
           <w:tcPr>
             <w:tcW w:w="2343" w:type="dxa"/>
             <w:shd w:val="clear" w:color="auto" w:fill="A73023"/>
-            <w:tcPrChange w:id="152" w:author="Anna Seaman" w:date="2026-08-11T17:36:00Z" w16du:dateUtc="2026-08-11T22:36:00Z">
-              <w:tcPr>
-                <w:tcW w:w="2160" w:type="dxa"/>
-                <w:gridSpan w:val="2"/>
-              </w:tcPr>
-            </w:tcPrChange>
           </w:tcPr>
           <w:p>
             <w:pPr>
@@ -297,42 +172,15 @@
                 <w:color w:val="FFFFFF" w:themeColor="background1"/>
                 <w:sz w:val="24"/>
                 <w:szCs w:val="24"/>
-                <w:rPrChange w:id="153" w:author="Anna Seaman" w:date="2026-08-11T17:36:00Z" w16du:dateUtc="2026-08-11T22:36:00Z">
-                  <w:rPr>
-                    <w:rFonts w:ascii="Times New Roman" w:hAnsi="Times New Roman" w:cs="Times New Roman"/>
-                    <w:b/>
-                    <w:bCs/>
-                    <w:color w:val="000000"/>
-                    <w:sz w:val="24"/>
-                    <w:szCs w:val="24"/>
-                  </w:rPr>
-                </w:rPrChange>
-              </w:rPr>
-              <w:pPrChange w:id="154" w:author="Anna Seaman" w:date="2026-08-11T17:36:00Z" w16du:dateUtc="2026-08-11T22:36:00Z">
-                <w:pPr>
-                  <w:spacing w:after="0" w:line="480" w:lineRule="auto"/>
-                  <w:textAlignment w:val="baseline"/>
-                </w:pPr>
-              </w:pPrChange>
+              </w:rPr>
             </w:pPr>
             <w:r>
               <w:rPr>
-                <w:rFonts w:ascii="Aptos" w:hAnsi="Aptos" w:cs="Aptos" w:eastAsia="Aptos"/>
                 <w:b/>
                 <w:bCs/>
                 <w:color w:val="FFFFFF" w:themeColor="background1"/>
                 <w:sz w:val="24"/>
                 <w:szCs w:val="24"/>
-                <w:rPrChange w:id="155" w:author="Anna Seaman" w:date="2026-08-11T17:36:00Z" w16du:dateUtc="2026-08-11T22:36:00Z">
-                  <w:rPr>
-                    <w:rFonts w:ascii="Times New Roman" w:hAnsi="Times New Roman" w:cs="Times New Roman"/>
-                    <w:b/>
-                    <w:bCs/>
-                    <w:color w:val="000000"/>
-                    <w:sz w:val="24"/>
-                    <w:szCs w:val="24"/>
-                  </w:rPr>
-                </w:rPrChange>
               </w:rPr>
               <w:t>LOCATION 1</w:t>
             </w:r>
@@ -340,26 +188,14 @@
         </w:tc>
       </w:tr>
       <w:tr>
-        <w:trPr>
-          <w:trPrChange w:id="156" w:author="Anna Seaman" w:date="2026-08-11T17:36:00Z" w16du:dateUtc="2026-08-11T22:36:00Z">
-            <w:trPr>
-              <w:gridBefore w:val="1"/>
-              <w:gridAfter w:val="0"/>
-            </w:trPr>
-          </w:trPrChange>
-        </w:trPr>
         <w:tc>
           <w:tcPr>
             <w:tcW w:w="2342" w:type="dxa"/>
-            <w:tcPrChange w:id="157" w:author="Anna Seaman" w:date="2026-08-11T17:36:00Z" w16du:dateUtc="2026-08-11T22:36:00Z">
-              <w:tcPr>
-                <w:tcW w:w="2152" w:type="dxa"/>
-              </w:tcPr>
-            </w:tcPrChange>
           </w:tcPr>
           <w:p>
             <w:pPr>
               <w:spacing w:after="0" w:line="480" w:lineRule="auto"/>
+              <w:ind w:left="432"/>
               <w:textAlignment w:val="baseline"/>
               <w:rPr>
                 <w:rFonts w:ascii="Times New Roman" w:hAnsi="Times New Roman" w:cs="Times New Roman"/>
@@ -370,7 +206,6 @@
             </w:pPr>
             <w:r>
               <w:rPr>
-                <w:rFonts w:ascii="Aptos" w:hAnsi="Aptos" w:cs="Aptos" w:eastAsia="Aptos"/>
                 <w:color w:val="000000"/>
                 <w:sz w:val="24"/>
                 <w:szCs w:val="24"/>
@@ -379,7 +214,6 @@
             </w:r>
             <w:r>
               <w:rPr>
-                <w:rFonts w:ascii="Aptos" w:hAnsi="Aptos" w:cs="Aptos" w:eastAsia="Aptos"/>
                 <w:color w:val="000000"/>
                 <w:sz w:val="24"/>
                 <w:szCs w:val="24"/>
@@ -388,7 +222,6 @@
             </w:r>
             <w:r>
               <w:rPr>
-                <w:rFonts w:ascii="Aptos" w:hAnsi="Aptos" w:cs="Aptos" w:eastAsia="Aptos"/>
                 <w:color w:val="000000"/>
                 <w:sz w:val="24"/>
                 <w:szCs w:val="24"/>
@@ -397,7 +230,6 @@
             </w:r>
             <w:r>
               <w:rPr>
-                <w:rFonts w:ascii="Aptos" w:hAnsi="Aptos" w:cs="Aptos" w:eastAsia="Aptos"/>
                 <w:color w:val="000000"/>
                 <w:sz w:val="24"/>
                 <w:szCs w:val="24"/>
@@ -406,7 +238,6 @@
             </w:r>
             <w:r>
               <w:rPr>
-                <w:rFonts w:ascii="Aptos" w:hAnsi="Aptos" w:cs="Aptos" w:eastAsia="Aptos"/>
                 <w:color w:val="000000"/>
                 <w:sz w:val="24"/>
                 <w:szCs w:val="24"/>
@@ -419,17 +250,11 @@
           <w:tcPr>
             <w:tcW w:w="2343" w:type="dxa"/>
             <w:hideMark/>
-            <w:tcPrChange w:id="158" w:author="Anna Seaman" w:date="2026-08-11T17:36:00Z" w16du:dateUtc="2026-08-11T22:36:00Z">
-              <w:tcPr>
-                <w:tcW w:w="2160" w:type="dxa"/>
-                <w:gridSpan w:val="2"/>
-                <w:hideMark/>
-              </w:tcPr>
-            </w:tcPrChange>
           </w:tcPr>
           <w:p>
             <w:pPr>
               <w:spacing w:after="0" w:line="480" w:lineRule="auto"/>
+              <w:ind w:left="432"/>
               <w:textAlignment w:val="baseline"/>
               <w:rPr>
                 <w:rFonts w:ascii="Times New Roman" w:hAnsi="Times New Roman" w:cs="Times New Roman"/>
@@ -440,7 +265,6 @@
             </w:pPr>
             <w:r>
               <w:rPr>
-                <w:rFonts w:ascii="Aptos" w:hAnsi="Aptos" w:cs="Aptos" w:eastAsia="Aptos"/>
                 <w:color w:val="000000"/>
                 <w:sz w:val="24"/>
                 <w:szCs w:val="24"/>
@@ -449,48 +273,24 @@
             </w:r>
             <w:r>
               <w:rPr>
-                <w:rFonts w:ascii="Aptos" w:hAnsi="Aptos" w:cs="Aptos" w:eastAsia="Aptos"/>
                 <w:color w:val="000000"/>
                 <w:sz w:val="24"/>
                 <w:szCs w:val="24"/>
               </w:rPr>
               <w:t>1</w:t>
             </w:r>
-            <w:del w:id="159" w:author="Anna Seaman" w:date="2026-08-11T17:36:00Z" w16du:dateUtc="2026-08-11T22:36:00Z">
-              <w:r>
-                <w:rPr>
-                  <w:rFonts w:ascii="Times New Roman" w:hAnsi="Times New Roman" w:cs="Times New Roman"/>
-                  <w:color w:val="000000"/>
-                  <w:sz w:val="24"/>
-                  <w:szCs w:val="24"/>
-                </w:rPr>
-                <w:delText> </w:delText>
-              </w:r>
-            </w:del>
           </w:p>
         </w:tc>
       </w:tr>
       <w:tr>
-        <w:trPr>
-          <w:trPrChange w:id="160" w:author="Anna Seaman" w:date="2026-08-11T17:36:00Z" w16du:dateUtc="2026-08-11T22:36:00Z">
-            <w:trPr>
-              <w:gridBefore w:val="1"/>
-              <w:gridAfter w:val="0"/>
-            </w:trPr>
-          </w:trPrChange>
-        </w:trPr>
         <w:tc>
           <w:tcPr>
             <w:tcW w:w="2342" w:type="dxa"/>
-            <w:tcPrChange w:id="161" w:author="Anna Seaman" w:date="2026-08-11T17:36:00Z" w16du:dateUtc="2026-08-11T22:36:00Z">
-              <w:tcPr>
-                <w:tcW w:w="2152" w:type="dxa"/>
-              </w:tcPr>
-            </w:tcPrChange>
           </w:tcPr>
           <w:p>
             <w:pPr>
               <w:spacing w:after="0" w:line="480" w:lineRule="auto"/>
+              <w:ind w:left="432"/>
               <w:textAlignment w:val="baseline"/>
               <w:rPr>
                 <w:rFonts w:ascii="Times New Roman" w:hAnsi="Times New Roman" w:cs="Times New Roman"/>
@@ -501,7 +301,6 @@
             </w:pPr>
             <w:r>
               <w:rPr>
-                <w:rFonts w:ascii="Aptos" w:hAnsi="Aptos" w:cs="Aptos" w:eastAsia="Aptos"/>
                 <w:color w:val="000000"/>
                 <w:sz w:val="24"/>
                 <w:szCs w:val="24"/>
@@ -510,7 +309,6 @@
             </w:r>
             <w:r>
               <w:rPr>
-                <w:rFonts w:ascii="Aptos" w:hAnsi="Aptos" w:cs="Aptos" w:eastAsia="Aptos"/>
                 <w:color w:val="000000"/>
                 <w:sz w:val="24"/>
                 <w:szCs w:val="24"/>
@@ -519,7 +317,6 @@
             </w:r>
             <w:r>
               <w:rPr>
-                <w:rFonts w:ascii="Aptos" w:hAnsi="Aptos" w:cs="Aptos" w:eastAsia="Aptos"/>
                 <w:color w:val="000000"/>
                 <w:sz w:val="24"/>
                 <w:szCs w:val="24"/>
@@ -528,7 +325,6 @@
             </w:r>
             <w:r>
               <w:rPr>
-                <w:rFonts w:ascii="Aptos" w:hAnsi="Aptos" w:cs="Aptos" w:eastAsia="Aptos"/>
                 <w:color w:val="000000"/>
                 <w:sz w:val="24"/>
                 <w:szCs w:val="24"/>
@@ -537,7 +333,6 @@
             </w:r>
             <w:r>
               <w:rPr>
-                <w:rFonts w:ascii="Aptos" w:hAnsi="Aptos" w:cs="Aptos" w:eastAsia="Aptos"/>
                 <w:color w:val="000000"/>
                 <w:sz w:val="24"/>
                 <w:szCs w:val="24"/>
@@ -550,17 +345,11 @@
           <w:tcPr>
             <w:tcW w:w="2343" w:type="dxa"/>
             <w:hideMark/>
-            <w:tcPrChange w:id="162" w:author="Anna Seaman" w:date="2026-08-11T17:36:00Z" w16du:dateUtc="2026-08-11T22:36:00Z">
-              <w:tcPr>
-                <w:tcW w:w="2160" w:type="dxa"/>
-                <w:gridSpan w:val="2"/>
-                <w:hideMark/>
-              </w:tcPr>
-            </w:tcPrChange>
           </w:tcPr>
           <w:p>
             <w:pPr>
               <w:spacing w:after="0" w:line="480" w:lineRule="auto"/>
+              <w:ind w:left="432"/>
               <w:textAlignment w:val="baseline"/>
               <w:rPr>
                 <w:rFonts w:ascii="Times New Roman" w:hAnsi="Times New Roman" w:cs="Times New Roman"/>
@@ -571,7 +360,6 @@
             </w:pPr>
             <w:r>
               <w:rPr>
-                <w:rFonts w:ascii="Aptos" w:hAnsi="Aptos" w:cs="Aptos" w:eastAsia="Aptos"/>
                 <w:color w:val="000000"/>
                 <w:sz w:val="24"/>
                 <w:szCs w:val="24"/>
@@ -580,48 +368,24 @@
             </w:r>
             <w:r>
               <w:rPr>
-                <w:rFonts w:ascii="Aptos" w:hAnsi="Aptos" w:cs="Aptos" w:eastAsia="Aptos"/>
                 <w:color w:val="000000"/>
                 <w:sz w:val="24"/>
                 <w:szCs w:val="24"/>
               </w:rPr>
               <w:t>2</w:t>
             </w:r>
-            <w:del w:id="163" w:author="Anna Seaman" w:date="2026-08-11T17:36:00Z" w16du:dateUtc="2026-08-11T22:36:00Z">
-              <w:r>
-                <w:rPr>
-                  <w:rFonts w:ascii="Times New Roman" w:hAnsi="Times New Roman" w:cs="Times New Roman"/>
-                  <w:color w:val="000000"/>
-                  <w:sz w:val="24"/>
-                  <w:szCs w:val="24"/>
-                </w:rPr>
-                <w:delText> </w:delText>
-              </w:r>
-            </w:del>
           </w:p>
         </w:tc>
       </w:tr>
       <w:tr>
-        <w:trPr>
-          <w:trPrChange w:id="164" w:author="Anna Seaman" w:date="2026-08-11T17:36:00Z" w16du:dateUtc="2026-08-11T22:36:00Z">
-            <w:trPr>
-              <w:gridBefore w:val="1"/>
-              <w:gridAfter w:val="0"/>
-            </w:trPr>
-          </w:trPrChange>
-        </w:trPr>
         <w:tc>
           <w:tcPr>
             <w:tcW w:w="2342" w:type="dxa"/>
-            <w:tcPrChange w:id="165" w:author="Anna Seaman" w:date="2026-08-11T17:36:00Z" w16du:dateUtc="2026-08-11T22:36:00Z">
-              <w:tcPr>
-                <w:tcW w:w="2152" w:type="dxa"/>
-              </w:tcPr>
-            </w:tcPrChange>
           </w:tcPr>
           <w:p>
             <w:pPr>
               <w:spacing w:after="0" w:line="480" w:lineRule="auto"/>
+              <w:ind w:left="432"/>
               <w:textAlignment w:val="baseline"/>
               <w:rPr>
                 <w:rFonts w:ascii="Times New Roman" w:hAnsi="Times New Roman" w:cs="Times New Roman"/>
@@ -632,7 +396,6 @@
             </w:pPr>
             <w:r>
               <w:rPr>
-                <w:rFonts w:ascii="Aptos" w:hAnsi="Aptos" w:cs="Aptos" w:eastAsia="Aptos"/>
                 <w:color w:val="000000"/>
                 <w:sz w:val="24"/>
                 <w:szCs w:val="24"/>
@@ -641,7 +404,6 @@
             </w:r>
             <w:r>
               <w:rPr>
-                <w:rFonts w:ascii="Aptos" w:hAnsi="Aptos" w:cs="Aptos" w:eastAsia="Aptos"/>
                 <w:color w:val="000000"/>
                 <w:sz w:val="24"/>
                 <w:szCs w:val="24"/>
@@ -650,7 +412,6 @@
             </w:r>
             <w:r>
               <w:rPr>
-                <w:rFonts w:ascii="Aptos" w:hAnsi="Aptos" w:cs="Aptos" w:eastAsia="Aptos"/>
                 <w:color w:val="000000"/>
                 <w:sz w:val="24"/>
                 <w:szCs w:val="24"/>
@@ -659,7 +420,6 @@
             </w:r>
             <w:r>
               <w:rPr>
-                <w:rFonts w:ascii="Aptos" w:hAnsi="Aptos" w:cs="Aptos" w:eastAsia="Aptos"/>
                 <w:color w:val="000000"/>
                 <w:sz w:val="24"/>
                 <w:szCs w:val="24"/>
@@ -668,7 +428,6 @@
             </w:r>
             <w:r>
               <w:rPr>
-                <w:rFonts w:ascii="Aptos" w:hAnsi="Aptos" w:cs="Aptos" w:eastAsia="Aptos"/>
                 <w:color w:val="000000"/>
                 <w:sz w:val="24"/>
                 <w:szCs w:val="24"/>
@@ -681,17 +440,11 @@
           <w:tcPr>
             <w:tcW w:w="2343" w:type="dxa"/>
             <w:hideMark/>
-            <w:tcPrChange w:id="166" w:author="Anna Seaman" w:date="2026-08-11T17:36:00Z" w16du:dateUtc="2026-08-11T22:36:00Z">
-              <w:tcPr>
-                <w:tcW w:w="2160" w:type="dxa"/>
-                <w:gridSpan w:val="2"/>
-                <w:hideMark/>
-              </w:tcPr>
-            </w:tcPrChange>
           </w:tcPr>
           <w:p>
             <w:pPr>
               <w:spacing w:after="0" w:line="480" w:lineRule="auto"/>
+              <w:ind w:left="432"/>
               <w:textAlignment w:val="baseline"/>
               <w:rPr>
                 <w:rFonts w:ascii="Times New Roman" w:hAnsi="Times New Roman" w:cs="Times New Roman"/>
@@ -702,7 +455,6 @@
             </w:pPr>
             <w:r>
               <w:rPr>
-                <w:rFonts w:ascii="Aptos" w:hAnsi="Aptos" w:cs="Aptos" w:eastAsia="Aptos"/>
                 <w:color w:val="000000"/>
                 <w:sz w:val="24"/>
                 <w:szCs w:val="24"/>
@@ -711,7 +463,6 @@
             </w:r>
             <w:r>
               <w:rPr>
-                <w:rFonts w:ascii="Aptos" w:hAnsi="Aptos" w:cs="Aptos" w:eastAsia="Aptos"/>
                 <w:color w:val="000000"/>
                 <w:sz w:val="24"/>
                 <w:szCs w:val="24"/>
@@ -722,26 +473,14 @@
         </w:tc>
       </w:tr>
       <w:tr>
-        <w:trPr>
-          <w:trPrChange w:id="167" w:author="Anna Seaman" w:date="2026-08-11T17:36:00Z" w16du:dateUtc="2026-08-11T22:36:00Z">
-            <w:trPr>
-              <w:gridBefore w:val="1"/>
-              <w:gridAfter w:val="0"/>
-            </w:trPr>
-          </w:trPrChange>
-        </w:trPr>
         <w:tc>
           <w:tcPr>
             <w:tcW w:w="2342" w:type="dxa"/>
-            <w:tcPrChange w:id="168" w:author="Anna Seaman" w:date="2026-08-11T17:36:00Z" w16du:dateUtc="2026-08-11T22:36:00Z">
-              <w:tcPr>
-                <w:tcW w:w="2152" w:type="dxa"/>
-              </w:tcPr>
-            </w:tcPrChange>
           </w:tcPr>
           <w:p>
             <w:pPr>
               <w:spacing w:after="0" w:line="480" w:lineRule="auto"/>
+              <w:ind w:left="432"/>
               <w:textAlignment w:val="baseline"/>
               <w:rPr>
                 <w:rFonts w:ascii="Times New Roman" w:hAnsi="Times New Roman" w:cs="Times New Roman"/>
@@ -752,7 +491,6 @@
             </w:pPr>
             <w:r>
               <w:rPr>
-                <w:rFonts w:ascii="Aptos" w:hAnsi="Aptos" w:cs="Aptos" w:eastAsia="Aptos"/>
                 <w:color w:val="000000"/>
                 <w:sz w:val="24"/>
                 <w:szCs w:val="24"/>
@@ -761,7 +499,6 @@
             </w:r>
             <w:r>
               <w:rPr>
-                <w:rFonts w:ascii="Aptos" w:hAnsi="Aptos" w:cs="Aptos" w:eastAsia="Aptos"/>
                 <w:color w:val="000000"/>
                 <w:sz w:val="24"/>
                 <w:szCs w:val="24"/>
@@ -770,7 +507,6 @@
             </w:r>
             <w:r>
               <w:rPr>
-                <w:rFonts w:ascii="Aptos" w:hAnsi="Aptos" w:cs="Aptos" w:eastAsia="Aptos"/>
                 <w:color w:val="000000"/>
                 <w:sz w:val="24"/>
                 <w:szCs w:val="24"/>
@@ -779,7 +515,6 @@
             </w:r>
             <w:r>
               <w:rPr>
-                <w:rFonts w:ascii="Aptos" w:hAnsi="Aptos" w:cs="Aptos" w:eastAsia="Aptos"/>
                 <w:color w:val="000000"/>
                 <w:sz w:val="24"/>
                 <w:szCs w:val="24"/>
@@ -788,7 +523,6 @@
             </w:r>
             <w:r>
               <w:rPr>
-                <w:rFonts w:ascii="Aptos" w:hAnsi="Aptos" w:cs="Aptos" w:eastAsia="Aptos"/>
                 <w:color w:val="000000"/>
                 <w:sz w:val="24"/>
                 <w:szCs w:val="24"/>
@@ -801,17 +535,11 @@
           <w:tcPr>
             <w:tcW w:w="2343" w:type="dxa"/>
             <w:hideMark/>
-            <w:tcPrChange w:id="169" w:author="Anna Seaman" w:date="2026-08-11T17:36:00Z" w16du:dateUtc="2026-08-11T22:36:00Z">
-              <w:tcPr>
-                <w:tcW w:w="2160" w:type="dxa"/>
-                <w:gridSpan w:val="2"/>
-                <w:hideMark/>
-              </w:tcPr>
-            </w:tcPrChange>
           </w:tcPr>
           <w:p>
             <w:pPr>
               <w:spacing w:after="0" w:line="480" w:lineRule="auto"/>
+              <w:ind w:left="432"/>
               <w:textAlignment w:val="baseline"/>
               <w:rPr>
                 <w:rFonts w:ascii="Times New Roman" w:hAnsi="Times New Roman" w:cs="Times New Roman"/>
@@ -822,7 +550,6 @@
             </w:pPr>
             <w:r>
               <w:rPr>
-                <w:rFonts w:ascii="Aptos" w:hAnsi="Aptos" w:cs="Aptos" w:eastAsia="Aptos"/>
                 <w:color w:val="000000"/>
                 <w:sz w:val="24"/>
                 <w:szCs w:val="24"/>
@@ -831,7 +558,6 @@
             </w:r>
             <w:r>
               <w:rPr>
-                <w:rFonts w:ascii="Aptos" w:hAnsi="Aptos" w:cs="Aptos" w:eastAsia="Aptos"/>
                 <w:color w:val="000000"/>
                 <w:sz w:val="24"/>
                 <w:szCs w:val="24"/>
@@ -842,26 +568,14 @@
         </w:tc>
       </w:tr>
       <w:tr>
-        <w:trPr>
-          <w:trPrChange w:id="170" w:author="Anna Seaman" w:date="2026-08-11T17:36:00Z" w16du:dateUtc="2026-08-11T22:36:00Z">
-            <w:trPr>
-              <w:gridBefore w:val="1"/>
-              <w:gridAfter w:val="0"/>
-            </w:trPr>
-          </w:trPrChange>
-        </w:trPr>
         <w:tc>
           <w:tcPr>
             <w:tcW w:w="2342" w:type="dxa"/>
-            <w:tcPrChange w:id="171" w:author="Anna Seaman" w:date="2026-08-11T17:36:00Z" w16du:dateUtc="2026-08-11T22:36:00Z">
-              <w:tcPr>
-                <w:tcW w:w="2152" w:type="dxa"/>
-              </w:tcPr>
-            </w:tcPrChange>
           </w:tcPr>
           <w:p>
             <w:pPr>
               <w:spacing w:after="0" w:line="480" w:lineRule="auto"/>
+              <w:ind w:left="432"/>
               <w:textAlignment w:val="baseline"/>
               <w:rPr>
                 <w:rFonts w:ascii="Times New Roman" w:hAnsi="Times New Roman" w:cs="Times New Roman"/>
@@ -872,7 +586,6 @@
             </w:pPr>
             <w:r>
               <w:rPr>
-                <w:rFonts w:ascii="Aptos" w:hAnsi="Aptos" w:cs="Aptos" w:eastAsia="Aptos"/>
                 <w:color w:val="000000"/>
                 <w:sz w:val="24"/>
                 <w:szCs w:val="24"/>
@@ -881,7 +594,6 @@
             </w:r>
             <w:r>
               <w:rPr>
-                <w:rFonts w:ascii="Aptos" w:hAnsi="Aptos" w:cs="Aptos" w:eastAsia="Aptos"/>
                 <w:color w:val="000000"/>
                 <w:sz w:val="24"/>
                 <w:szCs w:val="24"/>
@@ -890,7 +602,6 @@
             </w:r>
             <w:r>
               <w:rPr>
-                <w:rFonts w:ascii="Aptos" w:hAnsi="Aptos" w:cs="Aptos" w:eastAsia="Aptos"/>
                 <w:color w:val="000000"/>
                 <w:sz w:val="24"/>
                 <w:szCs w:val="24"/>
@@ -899,7 +610,6 @@
             </w:r>
             <w:r>
               <w:rPr>
-                <w:rFonts w:ascii="Aptos" w:hAnsi="Aptos" w:cs="Aptos" w:eastAsia="Aptos"/>
                 <w:color w:val="000000"/>
                 <w:sz w:val="24"/>
                 <w:szCs w:val="24"/>
@@ -908,7 +618,6 @@
             </w:r>
             <w:r>
               <w:rPr>
-                <w:rFonts w:ascii="Aptos" w:hAnsi="Aptos" w:cs="Aptos" w:eastAsia="Aptos"/>
                 <w:color w:val="000000"/>
                 <w:sz w:val="24"/>
                 <w:szCs w:val="24"/>
@@ -921,17 +630,11 @@
           <w:tcPr>
             <w:tcW w:w="2343" w:type="dxa"/>
             <w:hideMark/>
-            <w:tcPrChange w:id="172" w:author="Anna Seaman" w:date="2026-08-11T17:36:00Z" w16du:dateUtc="2026-08-11T22:36:00Z">
-              <w:tcPr>
-                <w:tcW w:w="2160" w:type="dxa"/>
-                <w:gridSpan w:val="2"/>
-                <w:hideMark/>
-              </w:tcPr>
-            </w:tcPrChange>
           </w:tcPr>
           <w:p>
             <w:pPr>
               <w:spacing w:after="0" w:line="480" w:lineRule="auto"/>
+              <w:ind w:left="432"/>
               <w:textAlignment w:val="baseline"/>
               <w:rPr>
                 <w:rFonts w:ascii="Times New Roman" w:hAnsi="Times New Roman" w:cs="Times New Roman"/>
@@ -942,7 +645,6 @@
             </w:pPr>
             <w:r>
               <w:rPr>
-                <w:rFonts w:ascii="Aptos" w:hAnsi="Aptos" w:cs="Aptos" w:eastAsia="Aptos"/>
                 <w:color w:val="000000"/>
                 <w:sz w:val="24"/>
                 <w:szCs w:val="24"/>
@@ -951,7 +653,6 @@
             </w:r>
             <w:r>
               <w:rPr>
-                <w:rFonts w:ascii="Aptos" w:hAnsi="Aptos" w:cs="Aptos" w:eastAsia="Aptos"/>
                 <w:color w:val="000000"/>
                 <w:sz w:val="24"/>
                 <w:szCs w:val="24"/>
@@ -962,26 +663,14 @@
         </w:tc>
       </w:tr>
       <w:tr>
-        <w:trPr>
-          <w:trPrChange w:id="173" w:author="Anna Seaman" w:date="2026-08-11T17:36:00Z" w16du:dateUtc="2026-08-11T22:36:00Z">
-            <w:trPr>
-              <w:gridBefore w:val="1"/>
-              <w:gridAfter w:val="0"/>
-            </w:trPr>
-          </w:trPrChange>
-        </w:trPr>
         <w:tc>
           <w:tcPr>
             <w:tcW w:w="2342" w:type="dxa"/>
-            <w:tcPrChange w:id="174" w:author="Anna Seaman" w:date="2026-08-11T17:36:00Z" w16du:dateUtc="2026-08-11T22:36:00Z">
-              <w:tcPr>
-                <w:tcW w:w="2152" w:type="dxa"/>
-              </w:tcPr>
-            </w:tcPrChange>
           </w:tcPr>
           <w:p>
             <w:pPr>
               <w:spacing w:after="0" w:line="480" w:lineRule="auto"/>
+              <w:ind w:left="432"/>
               <w:textAlignment w:val="baseline"/>
               <w:rPr>
                 <w:rFonts w:ascii="Times New Roman" w:hAnsi="Times New Roman" w:cs="Times New Roman"/>
@@ -992,7 +681,6 @@
             </w:pPr>
             <w:r>
               <w:rPr>
-                <w:rFonts w:ascii="Aptos" w:hAnsi="Aptos" w:cs="Aptos" w:eastAsia="Aptos"/>
                 <w:color w:val="000000"/>
                 <w:sz w:val="24"/>
                 <w:szCs w:val="24"/>
@@ -1001,7 +689,6 @@
             </w:r>
             <w:r>
               <w:rPr>
-                <w:rFonts w:ascii="Aptos" w:hAnsi="Aptos" w:cs="Aptos" w:eastAsia="Aptos"/>
                 <w:color w:val="000000"/>
                 <w:sz w:val="24"/>
                 <w:szCs w:val="24"/>
@@ -1010,7 +697,6 @@
             </w:r>
             <w:r>
               <w:rPr>
-                <w:rFonts w:ascii="Aptos" w:hAnsi="Aptos" w:cs="Aptos" w:eastAsia="Aptos"/>
                 <w:color w:val="000000"/>
                 <w:sz w:val="24"/>
                 <w:szCs w:val="24"/>
@@ -1019,7 +705,6 @@
             </w:r>
             <w:r>
               <w:rPr>
-                <w:rFonts w:ascii="Aptos" w:hAnsi="Aptos" w:cs="Aptos" w:eastAsia="Aptos"/>
                 <w:color w:val="000000"/>
                 <w:sz w:val="24"/>
                 <w:szCs w:val="24"/>
@@ -1028,7 +713,6 @@
             </w:r>
             <w:r>
               <w:rPr>
-                <w:rFonts w:ascii="Aptos" w:hAnsi="Aptos" w:cs="Aptos" w:eastAsia="Aptos"/>
                 <w:color w:val="000000"/>
                 <w:sz w:val="24"/>
                 <w:szCs w:val="24"/>
@@ -1040,16 +724,11 @@
         <w:tc>
           <w:tcPr>
             <w:tcW w:w="2343" w:type="dxa"/>
-            <w:tcPrChange w:id="175" w:author="Anna Seaman" w:date="2026-08-11T17:36:00Z" w16du:dateUtc="2026-08-11T22:36:00Z">
-              <w:tcPr>
-                <w:tcW w:w="2160" w:type="dxa"/>
-                <w:gridSpan w:val="2"/>
-              </w:tcPr>
-            </w:tcPrChange>
           </w:tcPr>
           <w:p>
             <w:pPr>
               <w:spacing w:after="0" w:line="480" w:lineRule="auto"/>
+              <w:ind w:left="432"/>
               <w:textAlignment w:val="baseline"/>
               <w:rPr>
                 <w:rFonts w:ascii="Times New Roman" w:hAnsi="Times New Roman" w:cs="Times New Roman"/>
@@ -1060,7 +739,6 @@
             </w:pPr>
             <w:r>
               <w:rPr>
-                <w:rFonts w:ascii="Aptos" w:hAnsi="Aptos" w:cs="Aptos" w:eastAsia="Aptos"/>
                 <w:color w:val="000000"/>
                 <w:sz w:val="24"/>
                 <w:szCs w:val="24"/>
@@ -1069,7 +747,6 @@
             </w:r>
             <w:r>
               <w:rPr>
-                <w:rFonts w:ascii="Aptos" w:hAnsi="Aptos" w:cs="Aptos" w:eastAsia="Aptos"/>
                 <w:color w:val="000000"/>
                 <w:sz w:val="24"/>
                 <w:szCs w:val="24"/>
@@ -1080,28 +757,15 @@
         </w:tc>
       </w:tr>
       <w:tr>
-        <w:trPr>
-          <w:trPrChange w:id="176" w:author="Anna Seaman" w:date="2026-08-11T17:36:00Z" w16du:dateUtc="2026-08-11T22:36:00Z">
-            <w:trPr>
-              <w:gridBefore w:val="1"/>
-              <w:gridAfter w:val="0"/>
-            </w:trPr>
-          </w:trPrChange>
-        </w:trPr>
         <w:tc>
           <w:tcPr>
             <w:tcW w:w="4685" w:type="dxa"/>
             <w:gridSpan w:val="2"/>
-            <w:tcPrChange w:id="177" w:author="Anna Seaman" w:date="2026-08-11T17:36:00Z" w16du:dateUtc="2026-08-11T22:36:00Z">
-              <w:tcPr>
-                <w:tcW w:w="4312" w:type="dxa"/>
-                <w:gridSpan w:val="3"/>
-              </w:tcPr>
-            </w:tcPrChange>
           </w:tcPr>
           <w:p>
             <w:pPr>
               <w:spacing w:after="0" w:line="480" w:lineRule="auto"/>
+              <w:ind w:left="432"/>
               <w:textAlignment w:val="baseline"/>
               <w:rPr>
                 <w:rFonts w:ascii="Times New Roman" w:hAnsi="Times New Roman" w:cs="Times New Roman"/>
@@ -1112,38 +776,22 @@
             </w:pPr>
             <w:r>
               <w:rPr>
-                <w:rFonts w:ascii="Aptos" w:hAnsi="Aptos" w:cs="Aptos" w:eastAsia="Aptos"/>
                 <w:color w:val="000000"/>
                 <w:sz w:val="24"/>
                 <w:szCs w:val="24"/>
               </w:rPr>
               <w:t xml:space="preserve">Debrief: </w:t>
             </w:r>
-            <w:ins w:id="178" w:author="Anna Seaman" w:date="2026-08-11T17:36:00Z" w16du:dateUtc="2026-08-11T22:36:00Z">
-              <w:r>
-                <w:rPr>
-                  <w:rFonts w:ascii="Aptos" w:hAnsi="Aptos" w:cs="Aptos" w:eastAsia="Aptos"/>
-                  <w:color w:val="000000"/>
-                  <w:sz w:val="24"/>
-                  <w:szCs w:val="24"/>
-                </w:rPr>
-                <w:t>≥</w:t>
-              </w:r>
-            </w:ins>
-            <w:del w:id="179" w:author="Anna Seaman" w:date="2026-08-11T17:36:00Z" w16du:dateUtc="2026-08-11T22:36:00Z">
-              <w:r>
-                <w:rPr>
-                  <w:rFonts w:ascii="Times New Roman" w:hAnsi="Times New Roman" w:cs="Times New Roman"/>
-                  <w:color w:val="000000"/>
-                  <w:sz w:val="24"/>
-                  <w:szCs w:val="24"/>
-                </w:rPr>
-                <w:delText>\gte\</w:delText>
-              </w:r>
-            </w:del>
             <w:r>
               <w:rPr>
-                <w:rFonts w:ascii="Aptos" w:hAnsi="Aptos" w:cs="Aptos" w:eastAsia="Aptos"/>
+                <w:color w:val="000000"/>
+                <w:sz w:val="24"/>
+                <w:szCs w:val="24"/>
+              </w:rPr>
+              <w:t>≥</w:t>
+            </w:r>
+            <w:r>
+              <w:rPr>
                 <w:color w:val="000000"/>
                 <w:sz w:val="24"/>
                 <w:szCs w:val="24"/>
@@ -1154,8 +802,9 @@
         </w:tc>
       </w:tr>
     </w:tbl>
+    <w:p/>
     <w:sectPr>
-      <w:footerReference w:type="default" r:id="rId14"/>
+      <w:footerReference w:type="default" r:id="rId8"/>
       <w:pgSz w:w="12240" w:h="15840"/>
       <w:pgMar w:top="1440" w:right="1440" w:bottom="1440" w:left="1440" w:header="706" w:footer="706" w:gutter="0"/>
       <w:cols w:space="720"/>
@@ -1165,42 +814,6 @@
 </w:document>
 </file>
 
-<file path=word/comments.xml><?xml version="1.0" encoding="utf-8"?>
-<w:comments xmlns:wpc="http://schemas.microsoft.com/office/word/2010/wordprocessingCanvas" xmlns:cx="http://schemas.microsoft.com/office/drawing/2014/chartex" xmlns:cx1="http://schemas.microsoft.com/office/drawing/2015/9/8/chartex" xmlns:cx2="http://schemas.microsoft.com/office/drawing/2015/10/21/chartex" xmlns:cx3="http://schemas.microsoft.com/office/drawing/2016/5/9/chartex" xmlns:cx4="http://schemas.microsoft.com/office/drawing/2016/5/10/chartex" xmlns:cx5="http://schemas.microsoft.com/office/drawing/2016/5/11/chartex" xmlns:cx6="http://schemas.microsoft.com/office/drawing/2016/5/12/chartex" xmlns:cx7="http://schemas.microsoft.com/office/drawing/2016/5/13/chartex" xmlns:cx8="http://schemas.microsoft.com/office/drawing/2016/5/14/chartex" xmlns:mc="http://schemas.openxmlformats.org/markup-compatibility/2006" xmlns:aink="http://schemas.microsoft.com/office/drawing/2016/ink" xmlns:am3d="http://schemas.microsoft.com/office/drawing/2017/model3d" xmlns:o="urn:schemas-microsoft-com:office:office" xmlns:oel="http://schemas.microsoft.com/office/2019/extlst" xmlns:r="http://schemas.openxmlformats.org/officeDocument/2006/relationships" xmlns:m="http://schemas.openxmlformats.org/officeDocument/2006/math" xmlns:v="urn:schemas-microsoft-com:vml" xmlns:wp14="http://schemas.microsoft.com/office/word/2010/wordprocessingDrawing" xmlns:wp="http://schemas.openxmlformats.org/drawingml/2006/wordprocessingDrawing" xmlns:w10="urn:schemas-microsoft-com:office:word" xmlns:w="http://schemas.openxmlformats.org/wordprocessingml/2006/main" xmlns:w14="http://schemas.microsoft.com/office/word/2010/wordml" xmlns:w15="http://schemas.microsoft.com/office/word/2012/wordml" xmlns:w16cex="http://schemas.microsoft.com/office/word/2018/wordml/cex" xmlns:w16cid="http://schemas.microsoft.com/office/word/2016/wordml/cid" xmlns:w16="http://schemas.microsoft.com/office/word/2018/wordml" xmlns:w16du="http://schemas.microsoft.com/office/word/2023/wordml/word16du" xmlns:w16sdtdh="http://schemas.microsoft.com/office/word/2020/wordml/sdtdatahash" xmlns:w16sdtfl="http://schemas.microsoft.com/office/word/2024/wordml/sdtformatlock" xmlns:w16se="http://schemas.microsoft.com/office/word/2015/wordml/symex" xmlns:wpg="http://schemas.microsoft.com/office/word/2010/wordprocessingGroup" xmlns:wpi="http://schemas.microsoft.com/office/word/2010/wordprocessingInk" xmlns:wne="http://schemas.microsoft.com/office/word/2006/wordml" xmlns:wps="http://schemas.microsoft.com/office/word/2010/wordprocessingShape" mc:Ignorable="w14 w15 w16se w16cid w16 w16cex w16sdtdh w16sdtfl w16du wp14">
-  <w:comment w:id="344" w:author="ED" w:date="2026-05-22T23:15:00Z" w:initials="ED">
-    <w:p>
-      <w:pPr>
-        <w:pStyle w:val="CommentText"/>
-      </w:pPr>
-      <w:r>
-        <w:rPr>
-          <w:rStyle w:val="CommentReference"/>
-        </w:rPr>
-        <w:annotationRef/>
-      </w:r>
-      <w:r>
-        <w:rPr>
-          <w:rFonts w:ascii="Aptos" w:hAnsi="Aptos" w:eastAsia="Aptos" w:cs="Aptos"/>
-        </w:rPr>
-        <w:t>Comp: Set as sublist</w:t>
-      </w:r>
-    </w:p>
-  </w:comment>
-</w:comments>
-</file>
-
-<file path=word/commentsExtended.xml><?xml version="1.0" encoding="utf-8"?>
-<w15:commentsEx xmlns:wpc="http://schemas.microsoft.com/office/word/2010/wordprocessingCanvas" xmlns:cx="http://schemas.microsoft.com/office/drawing/2014/chartex" xmlns:cx1="http://schemas.microsoft.com/office/drawing/2015/9/8/chartex" xmlns:cx2="http://schemas.microsoft.com/office/drawing/2015/10/21/chartex" xmlns:cx3="http://schemas.microsoft.com/office/drawing/2016/5/9/chartex" xmlns:cx4="http://schemas.microsoft.com/office/drawing/2016/5/10/chartex" xmlns:cx5="http://schemas.microsoft.com/office/drawing/2016/5/11/chartex" xmlns:cx6="http://schemas.microsoft.com/office/drawing/2016/5/12/chartex" xmlns:cx7="http://schemas.microsoft.com/office/drawing/2016/5/13/chartex" xmlns:cx8="http://schemas.microsoft.com/office/drawing/2016/5/14/chartex" xmlns:mc="http://schemas.openxmlformats.org/markup-compatibility/2006" xmlns:aink="http://schemas.microsoft.com/office/drawing/2016/ink" xmlns:am3d="http://schemas.microsoft.com/office/drawing/2017/model3d" xmlns:o="urn:schemas-microsoft-com:office:office" xmlns:oel="http://schemas.microsoft.com/office/2019/extlst" xmlns:r="http://schemas.openxmlformats.org/officeDocument/2006/relationships" xmlns:m="http://schemas.openxmlformats.org/officeDocument/2006/math" xmlns:v="urn:schemas-microsoft-com:vml" xmlns:wp14="http://schemas.microsoft.com/office/word/2010/wordprocessingDrawing" xmlns:wp="http://schemas.openxmlformats.org/drawingml/2006/wordprocessingDrawing" xmlns:w10="urn:schemas-microsoft-com:office:word" xmlns:w="http://schemas.openxmlformats.org/wordprocessingml/2006/main" xmlns:w14="http://schemas.microsoft.com/office/word/2010/wordml" xmlns:w15="http://schemas.microsoft.com/office/word/2012/wordml" xmlns:w16cex="http://schemas.microsoft.com/office/word/2018/wordml/cex" xmlns:w16cid="http://schemas.microsoft.com/office/word/2016/wordml/cid" xmlns:w16="http://schemas.microsoft.com/office/word/2018/wordml" xmlns:w16du="http://schemas.microsoft.com/office/word/2023/wordml/word16du" xmlns:w16sdtdh="http://schemas.microsoft.com/office/word/2020/wordml/sdtdatahash" xmlns:w16sdtfl="http://schemas.microsoft.com/office/word/2024/wordml/sdtformatlock" xmlns:w16se="http://schemas.microsoft.com/office/word/2015/wordml/symex" xmlns:wpg="http://schemas.microsoft.com/office/word/2010/wordprocessingGroup" xmlns:wpi="http://schemas.microsoft.com/office/word/2010/wordprocessingInk" xmlns:wne="http://schemas.microsoft.com/office/word/2006/wordml" xmlns:wps="http://schemas.microsoft.com/office/word/2010/wordprocessingShape" mc:Ignorable="w14 w15 w16se w16cid w16 w16cex w16sdtdh w16sdtfl w16du wp14">
-  <w15:commentEx w15:paraId="79E9592C" w15:done="0"/>
-</w15:commentsEx>
-</file>
-
-<file path=word/commentsIds.xml><?xml version="1.0" encoding="utf-8"?>
-<w16cid:commentsIds xmlns:wpc="http://schemas.microsoft.com/office/word/2010/wordprocessingCanvas" xmlns:cx="http://schemas.microsoft.com/office/drawing/2014/chartex" xmlns:cx1="http://schemas.microsoft.com/office/drawing/2015/9/8/chartex" xmlns:cx2="http://schemas.microsoft.com/office/drawing/2015/10/21/chartex" xmlns:cx3="http://schemas.microsoft.com/office/drawing/2016/5/9/chartex" xmlns:cx4="http://schemas.microsoft.com/office/drawing/2016/5/10/chartex" xmlns:cx5="http://schemas.microsoft.com/office/drawing/2016/5/11/chartex" xmlns:cx6="http://schemas.microsoft.com/office/drawing/2016/5/12/chartex" xmlns:cx7="http://schemas.microsoft.com/office/drawing/2016/5/13/chartex" xmlns:cx8="http://schemas.microsoft.com/office/drawing/2016/5/14/chartex" xmlns:mc="http://schemas.openxmlformats.org/markup-compatibility/2006" xmlns:aink="http://schemas.microsoft.com/office/drawing/2016/ink" xmlns:am3d="http://schemas.microsoft.com/office/drawing/2017/model3d" xmlns:o="urn:schemas-microsoft-com:office:office" xmlns:oel="http://schemas.microsoft.com/office/2019/extlst" xmlns:r="http://schemas.openxmlformats.org/officeDocument/2006/relationships" xmlns:m="http://schemas.openxmlformats.org/officeDocument/2006/math" xmlns:v="urn:schemas-microsoft-com:vml" xmlns:wp14="http://schemas.microsoft.com/office/word/2010/wordprocessingDrawing" xmlns:wp="http://schemas.openxmlformats.org/drawingml/2006/wordprocessingDrawing" xmlns:w10="urn:schemas-microsoft-com:office:word" xmlns:w="http://schemas.openxmlformats.org/wordprocessingml/2006/main" xmlns:w14="http://schemas.microsoft.com/office/word/2010/wordml" xmlns:w15="http://schemas.microsoft.com/office/word/2012/wordml" xmlns:w16cex="http://schemas.microsoft.com/office/word/2018/wordml/cex" xmlns:w16cid="http://schemas.microsoft.com/office/word/2016/wordml/cid" xmlns:w16="http://schemas.microsoft.com/office/word/2018/wordml" xmlns:w16du="http://schemas.microsoft.com/office/word/2023/wordml/word16du" xmlns:w16sdtdh="http://schemas.microsoft.com/office/word/2020/wordml/sdtdatahash" xmlns:w16sdtfl="http://schemas.microsoft.com/office/word/2024/wordml/sdtformatlock" xmlns:w16se="http://schemas.microsoft.com/office/word/2015/wordml/symex" xmlns:wpg="http://schemas.microsoft.com/office/word/2010/wordprocessingGroup" xmlns:wpi="http://schemas.microsoft.com/office/word/2010/wordprocessingInk" xmlns:wne="http://schemas.microsoft.com/office/word/2006/wordml" xmlns:wps="http://schemas.microsoft.com/office/word/2010/wordprocessingShape" mc:Ignorable="w14 w15 w16se w16cid w16 w16cex w16sdtdh w16sdtfl w16du wp14">
-  <w16cid:commentId w16cid:paraId="79E9592C" w16cid:durableId="79E9592C"/>
-</w16cid:commentsIds>
-</file>
-
 <file path=word/endnotes.xml><?xml version="1.0" encoding="utf-8"?>
 <w:endnotes xmlns:wpc="http://schemas.microsoft.com/office/word/2010/wordprocessingCanvas" xmlns:cx="http://schemas.microsoft.com/office/drawing/2014/chartex" xmlns:cx1="http://schemas.microsoft.com/office/drawing/2015/9/8/chartex" xmlns:cx2="http://schemas.microsoft.com/office/drawing/2015/10/21/chartex" xmlns:cx3="http://schemas.microsoft.com/office/drawing/2016/5/9/chartex" xmlns:cx4="http://schemas.microsoft.com/office/drawing/2016/5/10/chartex" xmlns:cx5="http://schemas.microsoft.com/office/drawing/2016/5/11/chartex" xmlns:cx6="http://schemas.microsoft.com/office/drawing/2016/5/12/chartex" xmlns:cx7="http://schemas.microsoft.com/office/drawing/2016/5/13/chartex" xmlns:cx8="http://schemas.microsoft.com/office/drawing/2016/5/14/chartex" xmlns:mc="http://schemas.openxmlformats.org/markup-compatibility/2006" xmlns:aink="http://schemas.microsoft.com/office/drawing/2016/ink" xmlns:am3d="http://schemas.microsoft.com/office/drawing/2017/model3d" xmlns:o="urn:schemas-microsoft-com:office:office" xmlns:oel="http://schemas.microsoft.com/office/2019/extlst" xmlns:r="http://schemas.openxmlformats.org/officeDocument/2006/relationships" xmlns:m="http://schemas.openxmlformats.org/officeDocument/2006/math" xmlns:v="urn:schemas-microsoft-com:vml" xmlns:wp14="http://schemas.microsoft.com/office/word/2010/wordprocessingDrawing" xmlns:wp="http://schemas.openxmlformats.org/drawingml/2006/wordprocessingDrawing" xmlns:w10="urn:schemas-microsoft-com:office:word" xmlns:w="http://schemas.openxmlformats.org/wordprocessingml/2006/main" xmlns:w14="http://schemas.microsoft.com/office/word/2010/wordml" xmlns:w15="http://schemas.microsoft.com/office/word/2012/wordml" xmlns:w16cex="http://schemas.microsoft.com/office/word/2018/wordml/cex" xmlns:w16cid="http://schemas.microsoft.com/office/word/2016/wordml/cid" xmlns:w16="http://schemas.microsoft.com/office/word/2018/wordml" xmlns:w16du="http://schemas.microsoft.com/office/word/2023/wordml/word16du" xmlns:w16sdtdh="http://schemas.microsoft.com/office/word/2020/wordml/sdtdatahash" xmlns:w16sdtfl="http://schemas.microsoft.com/office/word/2024/wordml/sdtformatlock" xmlns:w16se="http://schemas.microsoft.com/office/word/2015/wordml/symex" xmlns:wpg="http://schemas.microsoft.com/office/word/2010/wordprocessingGroup" xmlns:wpi="http://schemas.microsoft.com/office/word/2010/wordprocessingInk" xmlns:wne="http://schemas.microsoft.com/office/word/2006/wordml" xmlns:wps="http://schemas.microsoft.com/office/word/2010/wordprocessingShape" mc:Ignorable="w14 w15 w16se w16cid w16 w16cex w16sdtdh w16sdtfl w16du wp14">
   <w:endnote w:type="separator" w:id="-1">
@@ -1227,22 +840,19 @@
 </file>
 
 <file path=word/footer1.xml><?xml version="1.0" encoding="utf-8"?>
-<w:ftr xmlns:m="http://schemas.openxmlformats.org/officeDocument/2006/math" xmlns:mc="http://schemas.openxmlformats.org/markup-compatibility/2006" xmlns:mo="http://schemas.microsoft.com/office/mac/office/2008/main" xmlns:mv="urn:schemas-microsoft-com:mac:vml" xmlns:o="urn:schemas-microsoft-com:office:office" xmlns:r="http://schemas.openxmlformats.org/officeDocument/2006/relationships" xmlns:v="urn:schemas-microsoft-com:vml" xmlns:w10="urn:schemas-microsoft-com:office:word" xmlns:w14="http://schemas.microsoft.com/office/word/2010/wordml" xmlns:w="http://schemas.openxmlformats.org/wordprocessingml/2006/main" xmlns:wne="http://schemas.microsoft.com/office/word/2006/wordml" xmlns:wp14="http://schemas.microsoft.com/office/word/2010/wordprocessingDrawing" xmlns:wp="http://schemas.openxmlformats.org/drawingml/2006/wordprocessingDrawing" xmlns:wpc="http://schemas.microsoft.com/office/word/2010/wordprocessingCanvas" xmlns:wpg="http://schemas.microsoft.com/office/word/2010/wordprocessingGroup" xmlns:wpi="http://schemas.microsoft.com/office/word/2010/wordprocessingInk" xmlns:wps="http://schemas.microsoft.com/office/word/2010/wordprocessingShape" mc:Ignorable="w14 wp14">
+<w:ftr xmlns:wpc="http://schemas.microsoft.com/office/word/2010/wordprocessingCanvas" xmlns:cx="http://schemas.microsoft.com/office/drawing/2014/chartex" xmlns:cx1="http://schemas.microsoft.com/office/drawing/2015/9/8/chartex" xmlns:cx2="http://schemas.microsoft.com/office/drawing/2015/10/21/chartex" xmlns:cx3="http://schemas.microsoft.com/office/drawing/2016/5/9/chartex" xmlns:cx4="http://schemas.microsoft.com/office/drawing/2016/5/10/chartex" xmlns:cx5="http://schemas.microsoft.com/office/drawing/2016/5/11/chartex" xmlns:cx6="http://schemas.microsoft.com/office/drawing/2016/5/12/chartex" xmlns:cx7="http://schemas.microsoft.com/office/drawing/2016/5/13/chartex" xmlns:cx8="http://schemas.microsoft.com/office/drawing/2016/5/14/chartex" xmlns:mc="http://schemas.openxmlformats.org/markup-compatibility/2006" xmlns:aink="http://schemas.microsoft.com/office/drawing/2016/ink" xmlns:am3d="http://schemas.microsoft.com/office/drawing/2017/model3d" xmlns:o="urn:schemas-microsoft-com:office:office" xmlns:oel="http://schemas.microsoft.com/office/2019/extlst" xmlns:r="http://schemas.openxmlformats.org/officeDocument/2006/relationships" xmlns:m="http://schemas.openxmlformats.org/officeDocument/2006/math" xmlns:v="urn:schemas-microsoft-com:vml" xmlns:wp14="http://schemas.microsoft.com/office/word/2010/wordprocessingDrawing" xmlns:wp="http://schemas.openxmlformats.org/drawingml/2006/wordprocessingDrawing" xmlns:w10="urn:schemas-microsoft-com:office:word" xmlns:w="http://schemas.openxmlformats.org/wordprocessingml/2006/main" xmlns:w14="http://schemas.microsoft.com/office/word/2010/wordml" xmlns:w15="http://schemas.microsoft.com/office/word/2012/wordml" xmlns:w16cex="http://schemas.microsoft.com/office/word/2018/wordml/cex" xmlns:w16cid="http://schemas.microsoft.com/office/word/2016/wordml/cid" xmlns:w16="http://schemas.microsoft.com/office/word/2018/wordml" xmlns:w16du="http://schemas.microsoft.com/office/word/2023/wordml/word16du" xmlns:w16sdtdh="http://schemas.microsoft.com/office/word/2020/wordml/sdtdatahash" xmlns:w16sdtfl="http://schemas.microsoft.com/office/word/2024/wordml/sdtformatlock" xmlns:w16se="http://schemas.microsoft.com/office/word/2015/wordml/symex" xmlns:wpg="http://schemas.microsoft.com/office/word/2010/wordprocessingGroup" xmlns:wpi="http://schemas.microsoft.com/office/word/2010/wordprocessingInk" xmlns:wne="http://schemas.microsoft.com/office/word/2006/wordml" xmlns:wps="http://schemas.microsoft.com/office/word/2010/wordprocessingShape" mc:Ignorable="w14 w15 w16se w16cid w16 w16cex w16sdtdh w16sdtfl w16du wp14">
   <w:p>
     <w:pPr>
-      <w:spacing w:line="240" w:lineRule="auto" w:before="0" w:after="0"/>
-      <w:jc w:val="left"/>
+      <w:spacing w:after="0" w:line="240" w:lineRule="auto"/>
     </w:pPr>
     <w:r>
       <w:rPr>
-        <w:rFonts w:ascii="Aptos" w:hAnsi="Aptos" w:eastAsia="Aptos" w:cs="Aptos"/>
         <w:sz w:val="18"/>
       </w:rPr>
       <w:t xml:space="preserve">From J.M. Larson and H.L. Stedge, </w:t>
     </w:r>
     <w:r>
       <w:rPr>
-        <w:rFonts w:ascii="Aptos" w:hAnsi="Aptos" w:eastAsia="Aptos" w:cs="Aptos"/>
         <w:i/>
         <w:sz w:val="18"/>
       </w:rPr>
@@ -1250,7 +860,6 @@
     </w:r>
     <w:r>
       <w:rPr>
-        <w:rFonts w:ascii="Aptos" w:hAnsi="Aptos" w:eastAsia="Aptos" w:cs="Aptos"/>
         <w:sz w:val="18"/>
       </w:rPr>
       <w:t xml:space="preserve"> (Human Kinetics, 2027).</w:t>
@@ -4356,17 +3965,6 @@
     <w:abstractNumId w:val="15"/>
   </w:num>
 </w:numbering>
-</file>
-
-<file path=word/people.xml><?xml version="1.0" encoding="utf-8"?>
-<w15:people xmlns:wpc="http://schemas.microsoft.com/office/word/2010/wordprocessingCanvas" xmlns:cx="http://schemas.microsoft.com/office/drawing/2014/chartex" xmlns:cx1="http://schemas.microsoft.com/office/drawing/2015/9/8/chartex" xmlns:cx2="http://schemas.microsoft.com/office/drawing/2015/10/21/chartex" xmlns:cx3="http://schemas.microsoft.com/office/drawing/2016/5/9/chartex" xmlns:cx4="http://schemas.microsoft.com/office/drawing/2016/5/10/chartex" xmlns:cx5="http://schemas.microsoft.com/office/drawing/2016/5/11/chartex" xmlns:cx6="http://schemas.microsoft.com/office/drawing/2016/5/12/chartex" xmlns:cx7="http://schemas.microsoft.com/office/drawing/2016/5/13/chartex" xmlns:cx8="http://schemas.microsoft.com/office/drawing/2016/5/14/chartex" xmlns:mc="http://schemas.openxmlformats.org/markup-compatibility/2006" xmlns:aink="http://schemas.microsoft.com/office/drawing/2016/ink" xmlns:am3d="http://schemas.microsoft.com/office/drawing/2017/model3d" xmlns:o="urn:schemas-microsoft-com:office:office" xmlns:oel="http://schemas.microsoft.com/office/2019/extlst" xmlns:r="http://schemas.openxmlformats.org/officeDocument/2006/relationships" xmlns:m="http://schemas.openxmlformats.org/officeDocument/2006/math" xmlns:v="urn:schemas-microsoft-com:vml" xmlns:wp14="http://schemas.microsoft.com/office/word/2010/wordprocessingDrawing" xmlns:wp="http://schemas.openxmlformats.org/drawingml/2006/wordprocessingDrawing" xmlns:w10="urn:schemas-microsoft-com:office:word" xmlns:w="http://schemas.openxmlformats.org/wordprocessingml/2006/main" xmlns:w14="http://schemas.microsoft.com/office/word/2010/wordml" xmlns:w15="http://schemas.microsoft.com/office/word/2012/wordml" xmlns:w16cex="http://schemas.microsoft.com/office/word/2018/wordml/cex" xmlns:w16cid="http://schemas.microsoft.com/office/word/2016/wordml/cid" xmlns:w16="http://schemas.microsoft.com/office/word/2018/wordml" xmlns:w16du="http://schemas.microsoft.com/office/word/2023/wordml/word16du" xmlns:w16sdtdh="http://schemas.microsoft.com/office/word/2020/wordml/sdtdatahash" xmlns:w16sdtfl="http://schemas.microsoft.com/office/word/2024/wordml/sdtformatlock" xmlns:w16se="http://schemas.microsoft.com/office/word/2015/wordml/symex" xmlns:wpg="http://schemas.microsoft.com/office/word/2010/wordprocessingGroup" xmlns:wpi="http://schemas.microsoft.com/office/word/2010/wordprocessingInk" xmlns:wne="http://schemas.microsoft.com/office/word/2006/wordml" xmlns:wps="http://schemas.microsoft.com/office/word/2010/wordprocessingShape" mc:Ignorable="w14 w15 w16se w16cid w16 w16cex w16sdtdh w16sdtfl w16du wp14">
-  <w15:person w15:author="Anna Seaman">
-    <w15:presenceInfo w15:providerId="AD" w15:userId="S::AnnaS@hkusa.com::713ab380-bdda-4997-81d0-fa539102c996"/>
-  </w15:person>
-  <w15:person w15:author="ED">
-    <w15:presenceInfo w15:providerId="None" w15:userId="ED"/>
-  </w15:person>
-</w15:people>
 </file>
 
 <file path=word/styles.xml><?xml version="1.0" encoding="utf-8"?>
@@ -4770,7 +4368,7 @@
     <w:name w:val="Normal"/>
     <w:qFormat/>
     <w:rPr>
-      <w:rFonts w:ascii="Aptos" w:hAnsi="Aptos" w:eastAsia="Aptos" w:cs="Aptos"/>
+      <w:rFonts w:ascii="Aptos" w:eastAsia="Aptos" w:hAnsi="Aptos" w:cs="Aptos"/>
     </w:rPr>
   </w:style>
   <w:style w:type="paragraph" w:styleId="Heading1">
@@ -4981,6 +4579,7 @@
   <w:style w:type="character" w:default="1" w:styleId="DefaultParagraphFont">
     <w:name w:val="Default Paragraph Font"/>
     <w:uiPriority w:val="1"/>
+    <w:semiHidden/>
     <w:unhideWhenUsed/>
   </w:style>
   <w:style w:type="table" w:default="1" w:styleId="TableNormal">

--- a/assets/downloads/simulation-31/simulation-schedule.docx
+++ b/assets/downloads/simulation-31/simulation-schedule.docx
@@ -15,8 +15,10 @@
       </w:pPr>
       <w:r>
         <w:rPr>
-          <w:rFonts w:ascii="Aptos" w:eastAsia="Aptos" w:hAnsi="Aptos" w:cs="Aptos"/>
+          <w:rFonts w:ascii="Aptos" w:hAnsi="Aptos" w:cs="Aptos" w:eastAsia="Aptos"/>
           <w:color w:val="000000"/>
+          <w:sz w:val="40"/>
+          <w:szCs w:val="40"/>
         </w:rPr>
         <w:t>Simulation Schedule</w:t>
       </w:r>
@@ -33,6 +35,16 @@
       </w:pPr>
       <w:r>
         <w:rPr>
+          <w:rFonts w:ascii="Aptos" w:hAnsi="Aptos" w:cs="Aptos" w:eastAsia="Aptos"/>
+          <w:color w:val="000000"/>
+          <w:sz w:val="24"/>
+          <w:szCs w:val="24"/>
+        </w:rPr>
+        <w:t/>
+      </w:r>
+      <w:r>
+        <w:rPr>
+          <w:rFonts w:ascii="Aptos" w:hAnsi="Aptos" w:cs="Aptos" w:eastAsia="Aptos"/>
           <w:color w:val="000000"/>
           <w:sz w:val="24"/>
           <w:szCs w:val="24"/>
@@ -41,6 +53,7 @@
       </w:r>
       <w:r>
         <w:rPr>
+          <w:rFonts w:ascii="Aptos" w:hAnsi="Aptos" w:cs="Aptos" w:eastAsia="Aptos"/>
           <w:color w:val="000000"/>
           <w:sz w:val="24"/>
           <w:szCs w:val="24"/>
@@ -49,6 +62,7 @@
       </w:r>
       <w:r>
         <w:rPr>
+          <w:rFonts w:ascii="Aptos" w:hAnsi="Aptos" w:cs="Aptos" w:eastAsia="Aptos"/>
           <w:color w:val="000000"/>
           <w:sz w:val="24"/>
           <w:szCs w:val="24"/>
@@ -57,6 +71,7 @@
       </w:r>
       <w:r>
         <w:rPr>
+          <w:rFonts w:ascii="Aptos" w:hAnsi="Aptos" w:cs="Aptos" w:eastAsia="Aptos"/>
           <w:color w:val="000000"/>
           <w:sz w:val="24"/>
           <w:szCs w:val="24"/>
@@ -74,8 +89,10 @@
           <w:szCs w:val="24"/>
         </w:rPr>
       </w:pPr>
+      <w:bookmarkStart w:id="138" w:name="_Hlk216971601"/>
       <w:r>
         <w:rPr>
+          <w:rFonts w:ascii="Aptos" w:hAnsi="Aptos" w:cs="Aptos" w:eastAsia="Aptos"/>
           <w:color w:val="000000"/>
           <w:sz w:val="24"/>
           <w:szCs w:val="24"/>
@@ -95,6 +112,16 @@
       </w:pPr>
       <w:r>
         <w:rPr>
+          <w:rFonts w:ascii="Aptos" w:hAnsi="Aptos" w:cs="Aptos" w:eastAsia="Aptos"/>
+          <w:color w:val="000000"/>
+          <w:sz w:val="24"/>
+          <w:szCs w:val="24"/>
+        </w:rPr>
+        <w:t/>
+      </w:r>
+      <w:r>
+        <w:rPr>
+          <w:rFonts w:ascii="Aptos" w:hAnsi="Aptos" w:cs="Aptos" w:eastAsia="Aptos"/>
           <w:color w:val="000000"/>
           <w:sz w:val="24"/>
           <w:szCs w:val="24"/>
@@ -124,6 +151,7 @@
         <w:gridCol w:w="2343"/>
       </w:tblGrid>
       <w:tr>
+        <w:trPr/>
         <w:tc>
           <w:tcPr>
             <w:tcW w:w="2342" w:type="dxa"/>
@@ -145,6 +173,7 @@
             </w:pPr>
             <w:r>
               <w:rPr>
+                <w:rFonts w:ascii="Aptos" w:hAnsi="Aptos" w:cs="Aptos" w:eastAsia="Aptos"/>
                 <w:b/>
                 <w:bCs/>
                 <w:color w:val="FFFFFF" w:themeColor="background1"/>
@@ -176,6 +205,7 @@
             </w:pPr>
             <w:r>
               <w:rPr>
+                <w:rFonts w:ascii="Aptos" w:hAnsi="Aptos" w:cs="Aptos" w:eastAsia="Aptos"/>
                 <w:b/>
                 <w:bCs/>
                 <w:color w:val="FFFFFF" w:themeColor="background1"/>
@@ -188,6 +218,7 @@
         </w:tc>
       </w:tr>
       <w:tr>
+        <w:trPr/>
         <w:tc>
           <w:tcPr>
             <w:tcW w:w="2342" w:type="dxa"/>
@@ -195,7 +226,6 @@
           <w:p>
             <w:pPr>
               <w:spacing w:after="0" w:line="480" w:lineRule="auto"/>
-              <w:ind w:left="432"/>
               <w:textAlignment w:val="baseline"/>
               <w:rPr>
                 <w:rFonts w:ascii="Times New Roman" w:hAnsi="Times New Roman" w:cs="Times New Roman"/>
@@ -206,6 +236,7 @@
             </w:pPr>
             <w:r>
               <w:rPr>
+                <w:rFonts w:ascii="Aptos" w:hAnsi="Aptos" w:cs="Aptos" w:eastAsia="Aptos"/>
                 <w:color w:val="000000"/>
                 <w:sz w:val="24"/>
                 <w:szCs w:val="24"/>
@@ -214,6 +245,7 @@
             </w:r>
             <w:r>
               <w:rPr>
+                <w:rFonts w:ascii="Aptos" w:hAnsi="Aptos" w:cs="Aptos" w:eastAsia="Aptos"/>
                 <w:color w:val="000000"/>
                 <w:sz w:val="24"/>
                 <w:szCs w:val="24"/>
@@ -222,6 +254,7 @@
             </w:r>
             <w:r>
               <w:rPr>
+                <w:rFonts w:ascii="Aptos" w:hAnsi="Aptos" w:cs="Aptos" w:eastAsia="Aptos"/>
                 <w:color w:val="000000"/>
                 <w:sz w:val="24"/>
                 <w:szCs w:val="24"/>
@@ -230,6 +263,7 @@
             </w:r>
             <w:r>
               <w:rPr>
+                <w:rFonts w:ascii="Aptos" w:hAnsi="Aptos" w:cs="Aptos" w:eastAsia="Aptos"/>
                 <w:color w:val="000000"/>
                 <w:sz w:val="24"/>
                 <w:szCs w:val="24"/>
@@ -238,6 +272,7 @@
             </w:r>
             <w:r>
               <w:rPr>
+                <w:rFonts w:ascii="Aptos" w:hAnsi="Aptos" w:cs="Aptos" w:eastAsia="Aptos"/>
                 <w:color w:val="000000"/>
                 <w:sz w:val="24"/>
                 <w:szCs w:val="24"/>
@@ -254,7 +289,6 @@
           <w:p>
             <w:pPr>
               <w:spacing w:after="0" w:line="480" w:lineRule="auto"/>
-              <w:ind w:left="432"/>
               <w:textAlignment w:val="baseline"/>
               <w:rPr>
                 <w:rFonts w:ascii="Times New Roman" w:hAnsi="Times New Roman" w:cs="Times New Roman"/>
@@ -265,6 +299,7 @@
             </w:pPr>
             <w:r>
               <w:rPr>
+                <w:rFonts w:ascii="Aptos" w:hAnsi="Aptos" w:cs="Aptos" w:eastAsia="Aptos"/>
                 <w:color w:val="000000"/>
                 <w:sz w:val="24"/>
                 <w:szCs w:val="24"/>
@@ -273,6 +308,7 @@
             </w:r>
             <w:r>
               <w:rPr>
+                <w:rFonts w:ascii="Aptos" w:hAnsi="Aptos" w:cs="Aptos" w:eastAsia="Aptos"/>
                 <w:color w:val="000000"/>
                 <w:sz w:val="24"/>
                 <w:szCs w:val="24"/>
@@ -283,6 +319,7 @@
         </w:tc>
       </w:tr>
       <w:tr>
+        <w:trPr/>
         <w:tc>
           <w:tcPr>
             <w:tcW w:w="2342" w:type="dxa"/>
@@ -290,7 +327,6 @@
           <w:p>
             <w:pPr>
               <w:spacing w:after="0" w:line="480" w:lineRule="auto"/>
-              <w:ind w:left="432"/>
               <w:textAlignment w:val="baseline"/>
               <w:rPr>
                 <w:rFonts w:ascii="Times New Roman" w:hAnsi="Times New Roman" w:cs="Times New Roman"/>
@@ -301,6 +337,7 @@
             </w:pPr>
             <w:r>
               <w:rPr>
+                <w:rFonts w:ascii="Aptos" w:hAnsi="Aptos" w:cs="Aptos" w:eastAsia="Aptos"/>
                 <w:color w:val="000000"/>
                 <w:sz w:val="24"/>
                 <w:szCs w:val="24"/>
@@ -309,6 +346,7 @@
             </w:r>
             <w:r>
               <w:rPr>
+                <w:rFonts w:ascii="Aptos" w:hAnsi="Aptos" w:cs="Aptos" w:eastAsia="Aptos"/>
                 <w:color w:val="000000"/>
                 <w:sz w:val="24"/>
                 <w:szCs w:val="24"/>
@@ -317,6 +355,7 @@
             </w:r>
             <w:r>
               <w:rPr>
+                <w:rFonts w:ascii="Aptos" w:hAnsi="Aptos" w:cs="Aptos" w:eastAsia="Aptos"/>
                 <w:color w:val="000000"/>
                 <w:sz w:val="24"/>
                 <w:szCs w:val="24"/>
@@ -325,6 +364,7 @@
             </w:r>
             <w:r>
               <w:rPr>
+                <w:rFonts w:ascii="Aptos" w:hAnsi="Aptos" w:cs="Aptos" w:eastAsia="Aptos"/>
                 <w:color w:val="000000"/>
                 <w:sz w:val="24"/>
                 <w:szCs w:val="24"/>
@@ -333,6 +373,7 @@
             </w:r>
             <w:r>
               <w:rPr>
+                <w:rFonts w:ascii="Aptos" w:hAnsi="Aptos" w:cs="Aptos" w:eastAsia="Aptos"/>
                 <w:color w:val="000000"/>
                 <w:sz w:val="24"/>
                 <w:szCs w:val="24"/>
@@ -349,7 +390,6 @@
           <w:p>
             <w:pPr>
               <w:spacing w:after="0" w:line="480" w:lineRule="auto"/>
-              <w:ind w:left="432"/>
               <w:textAlignment w:val="baseline"/>
               <w:rPr>
                 <w:rFonts w:ascii="Times New Roman" w:hAnsi="Times New Roman" w:cs="Times New Roman"/>
@@ -360,6 +400,7 @@
             </w:pPr>
             <w:r>
               <w:rPr>
+                <w:rFonts w:ascii="Aptos" w:hAnsi="Aptos" w:cs="Aptos" w:eastAsia="Aptos"/>
                 <w:color w:val="000000"/>
                 <w:sz w:val="24"/>
                 <w:szCs w:val="24"/>
@@ -368,6 +409,7 @@
             </w:r>
             <w:r>
               <w:rPr>
+                <w:rFonts w:ascii="Aptos" w:hAnsi="Aptos" w:cs="Aptos" w:eastAsia="Aptos"/>
                 <w:color w:val="000000"/>
                 <w:sz w:val="24"/>
                 <w:szCs w:val="24"/>
@@ -378,6 +420,7 @@
         </w:tc>
       </w:tr>
       <w:tr>
+        <w:trPr/>
         <w:tc>
           <w:tcPr>
             <w:tcW w:w="2342" w:type="dxa"/>
@@ -385,7 +428,6 @@
           <w:p>
             <w:pPr>
               <w:spacing w:after="0" w:line="480" w:lineRule="auto"/>
-              <w:ind w:left="432"/>
               <w:textAlignment w:val="baseline"/>
               <w:rPr>
                 <w:rFonts w:ascii="Times New Roman" w:hAnsi="Times New Roman" w:cs="Times New Roman"/>
@@ -396,6 +438,7 @@
             </w:pPr>
             <w:r>
               <w:rPr>
+                <w:rFonts w:ascii="Aptos" w:hAnsi="Aptos" w:cs="Aptos" w:eastAsia="Aptos"/>
                 <w:color w:val="000000"/>
                 <w:sz w:val="24"/>
                 <w:szCs w:val="24"/>
@@ -404,6 +447,7 @@
             </w:r>
             <w:r>
               <w:rPr>
+                <w:rFonts w:ascii="Aptos" w:hAnsi="Aptos" w:cs="Aptos" w:eastAsia="Aptos"/>
                 <w:color w:val="000000"/>
                 <w:sz w:val="24"/>
                 <w:szCs w:val="24"/>
@@ -412,6 +456,7 @@
             </w:r>
             <w:r>
               <w:rPr>
+                <w:rFonts w:ascii="Aptos" w:hAnsi="Aptos" w:cs="Aptos" w:eastAsia="Aptos"/>
                 <w:color w:val="000000"/>
                 <w:sz w:val="24"/>
                 <w:szCs w:val="24"/>
@@ -420,6 +465,7 @@
             </w:r>
             <w:r>
               <w:rPr>
+                <w:rFonts w:ascii="Aptos" w:hAnsi="Aptos" w:cs="Aptos" w:eastAsia="Aptos"/>
                 <w:color w:val="000000"/>
                 <w:sz w:val="24"/>
                 <w:szCs w:val="24"/>
@@ -428,6 +474,7 @@
             </w:r>
             <w:r>
               <w:rPr>
+                <w:rFonts w:ascii="Aptos" w:hAnsi="Aptos" w:cs="Aptos" w:eastAsia="Aptos"/>
                 <w:color w:val="000000"/>
                 <w:sz w:val="24"/>
                 <w:szCs w:val="24"/>
@@ -444,7 +491,6 @@
           <w:p>
             <w:pPr>
               <w:spacing w:after="0" w:line="480" w:lineRule="auto"/>
-              <w:ind w:left="432"/>
               <w:textAlignment w:val="baseline"/>
               <w:rPr>
                 <w:rFonts w:ascii="Times New Roman" w:hAnsi="Times New Roman" w:cs="Times New Roman"/>
@@ -455,6 +501,7 @@
             </w:pPr>
             <w:r>
               <w:rPr>
+                <w:rFonts w:ascii="Aptos" w:hAnsi="Aptos" w:cs="Aptos" w:eastAsia="Aptos"/>
                 <w:color w:val="000000"/>
                 <w:sz w:val="24"/>
                 <w:szCs w:val="24"/>
@@ -463,6 +510,7 @@
             </w:r>
             <w:r>
               <w:rPr>
+                <w:rFonts w:ascii="Aptos" w:hAnsi="Aptos" w:cs="Aptos" w:eastAsia="Aptos"/>
                 <w:color w:val="000000"/>
                 <w:sz w:val="24"/>
                 <w:szCs w:val="24"/>
@@ -473,6 +521,7 @@
         </w:tc>
       </w:tr>
       <w:tr>
+        <w:trPr/>
         <w:tc>
           <w:tcPr>
             <w:tcW w:w="2342" w:type="dxa"/>
@@ -480,7 +529,6 @@
           <w:p>
             <w:pPr>
               <w:spacing w:after="0" w:line="480" w:lineRule="auto"/>
-              <w:ind w:left="432"/>
               <w:textAlignment w:val="baseline"/>
               <w:rPr>
                 <w:rFonts w:ascii="Times New Roman" w:hAnsi="Times New Roman" w:cs="Times New Roman"/>
@@ -491,6 +539,7 @@
             </w:pPr>
             <w:r>
               <w:rPr>
+                <w:rFonts w:ascii="Aptos" w:hAnsi="Aptos" w:cs="Aptos" w:eastAsia="Aptos"/>
                 <w:color w:val="000000"/>
                 <w:sz w:val="24"/>
                 <w:szCs w:val="24"/>
@@ -499,6 +548,7 @@
             </w:r>
             <w:r>
               <w:rPr>
+                <w:rFonts w:ascii="Aptos" w:hAnsi="Aptos" w:cs="Aptos" w:eastAsia="Aptos"/>
                 <w:color w:val="000000"/>
                 <w:sz w:val="24"/>
                 <w:szCs w:val="24"/>
@@ -507,6 +557,7 @@
             </w:r>
             <w:r>
               <w:rPr>
+                <w:rFonts w:ascii="Aptos" w:hAnsi="Aptos" w:cs="Aptos" w:eastAsia="Aptos"/>
                 <w:color w:val="000000"/>
                 <w:sz w:val="24"/>
                 <w:szCs w:val="24"/>
@@ -515,6 +566,7 @@
             </w:r>
             <w:r>
               <w:rPr>
+                <w:rFonts w:ascii="Aptos" w:hAnsi="Aptos" w:cs="Aptos" w:eastAsia="Aptos"/>
                 <w:color w:val="000000"/>
                 <w:sz w:val="24"/>
                 <w:szCs w:val="24"/>
@@ -523,6 +575,7 @@
             </w:r>
             <w:r>
               <w:rPr>
+                <w:rFonts w:ascii="Aptos" w:hAnsi="Aptos" w:cs="Aptos" w:eastAsia="Aptos"/>
                 <w:color w:val="000000"/>
                 <w:sz w:val="24"/>
                 <w:szCs w:val="24"/>
@@ -539,7 +592,6 @@
           <w:p>
             <w:pPr>
               <w:spacing w:after="0" w:line="480" w:lineRule="auto"/>
-              <w:ind w:left="432"/>
               <w:textAlignment w:val="baseline"/>
               <w:rPr>
                 <w:rFonts w:ascii="Times New Roman" w:hAnsi="Times New Roman" w:cs="Times New Roman"/>
@@ -550,6 +602,7 @@
             </w:pPr>
             <w:r>
               <w:rPr>
+                <w:rFonts w:ascii="Aptos" w:hAnsi="Aptos" w:cs="Aptos" w:eastAsia="Aptos"/>
                 <w:color w:val="000000"/>
                 <w:sz w:val="24"/>
                 <w:szCs w:val="24"/>
@@ -558,6 +611,7 @@
             </w:r>
             <w:r>
               <w:rPr>
+                <w:rFonts w:ascii="Aptos" w:hAnsi="Aptos" w:cs="Aptos" w:eastAsia="Aptos"/>
                 <w:color w:val="000000"/>
                 <w:sz w:val="24"/>
                 <w:szCs w:val="24"/>
@@ -568,6 +622,7 @@
         </w:tc>
       </w:tr>
       <w:tr>
+        <w:trPr/>
         <w:tc>
           <w:tcPr>
             <w:tcW w:w="2342" w:type="dxa"/>
@@ -575,7 +630,6 @@
           <w:p>
             <w:pPr>
               <w:spacing w:after="0" w:line="480" w:lineRule="auto"/>
-              <w:ind w:left="432"/>
               <w:textAlignment w:val="baseline"/>
               <w:rPr>
                 <w:rFonts w:ascii="Times New Roman" w:hAnsi="Times New Roman" w:cs="Times New Roman"/>
@@ -586,6 +640,7 @@
             </w:pPr>
             <w:r>
               <w:rPr>
+                <w:rFonts w:ascii="Aptos" w:hAnsi="Aptos" w:cs="Aptos" w:eastAsia="Aptos"/>
                 <w:color w:val="000000"/>
                 <w:sz w:val="24"/>
                 <w:szCs w:val="24"/>
@@ -594,6 +649,7 @@
             </w:r>
             <w:r>
               <w:rPr>
+                <w:rFonts w:ascii="Aptos" w:hAnsi="Aptos" w:cs="Aptos" w:eastAsia="Aptos"/>
                 <w:color w:val="000000"/>
                 <w:sz w:val="24"/>
                 <w:szCs w:val="24"/>
@@ -602,6 +658,7 @@
             </w:r>
             <w:r>
               <w:rPr>
+                <w:rFonts w:ascii="Aptos" w:hAnsi="Aptos" w:cs="Aptos" w:eastAsia="Aptos"/>
                 <w:color w:val="000000"/>
                 <w:sz w:val="24"/>
                 <w:szCs w:val="24"/>
@@ -610,6 +667,7 @@
             </w:r>
             <w:r>
               <w:rPr>
+                <w:rFonts w:ascii="Aptos" w:hAnsi="Aptos" w:cs="Aptos" w:eastAsia="Aptos"/>
                 <w:color w:val="000000"/>
                 <w:sz w:val="24"/>
                 <w:szCs w:val="24"/>
@@ -618,6 +676,7 @@
             </w:r>
             <w:r>
               <w:rPr>
+                <w:rFonts w:ascii="Aptos" w:hAnsi="Aptos" w:cs="Aptos" w:eastAsia="Aptos"/>
                 <w:color w:val="000000"/>
                 <w:sz w:val="24"/>
                 <w:szCs w:val="24"/>
@@ -634,7 +693,6 @@
           <w:p>
             <w:pPr>
               <w:spacing w:after="0" w:line="480" w:lineRule="auto"/>
-              <w:ind w:left="432"/>
               <w:textAlignment w:val="baseline"/>
               <w:rPr>
                 <w:rFonts w:ascii="Times New Roman" w:hAnsi="Times New Roman" w:cs="Times New Roman"/>
@@ -645,6 +703,7 @@
             </w:pPr>
             <w:r>
               <w:rPr>
+                <w:rFonts w:ascii="Aptos" w:hAnsi="Aptos" w:cs="Aptos" w:eastAsia="Aptos"/>
                 <w:color w:val="000000"/>
                 <w:sz w:val="24"/>
                 <w:szCs w:val="24"/>
@@ -653,6 +712,7 @@
             </w:r>
             <w:r>
               <w:rPr>
+                <w:rFonts w:ascii="Aptos" w:hAnsi="Aptos" w:cs="Aptos" w:eastAsia="Aptos"/>
                 <w:color w:val="000000"/>
                 <w:sz w:val="24"/>
                 <w:szCs w:val="24"/>
@@ -663,6 +723,7 @@
         </w:tc>
       </w:tr>
       <w:tr>
+        <w:trPr/>
         <w:tc>
           <w:tcPr>
             <w:tcW w:w="2342" w:type="dxa"/>
@@ -670,7 +731,6 @@
           <w:p>
             <w:pPr>
               <w:spacing w:after="0" w:line="480" w:lineRule="auto"/>
-              <w:ind w:left="432"/>
               <w:textAlignment w:val="baseline"/>
               <w:rPr>
                 <w:rFonts w:ascii="Times New Roman" w:hAnsi="Times New Roman" w:cs="Times New Roman"/>
@@ -681,6 +741,7 @@
             </w:pPr>
             <w:r>
               <w:rPr>
+                <w:rFonts w:ascii="Aptos" w:hAnsi="Aptos" w:cs="Aptos" w:eastAsia="Aptos"/>
                 <w:color w:val="000000"/>
                 <w:sz w:val="24"/>
                 <w:szCs w:val="24"/>
@@ -689,6 +750,7 @@
             </w:r>
             <w:r>
               <w:rPr>
+                <w:rFonts w:ascii="Aptos" w:hAnsi="Aptos" w:cs="Aptos" w:eastAsia="Aptos"/>
                 <w:color w:val="000000"/>
                 <w:sz w:val="24"/>
                 <w:szCs w:val="24"/>
@@ -697,6 +759,7 @@
             </w:r>
             <w:r>
               <w:rPr>
+                <w:rFonts w:ascii="Aptos" w:hAnsi="Aptos" w:cs="Aptos" w:eastAsia="Aptos"/>
                 <w:color w:val="000000"/>
                 <w:sz w:val="24"/>
                 <w:szCs w:val="24"/>
@@ -705,6 +768,7 @@
             </w:r>
             <w:r>
               <w:rPr>
+                <w:rFonts w:ascii="Aptos" w:hAnsi="Aptos" w:cs="Aptos" w:eastAsia="Aptos"/>
                 <w:color w:val="000000"/>
                 <w:sz w:val="24"/>
                 <w:szCs w:val="24"/>
@@ -713,6 +777,7 @@
             </w:r>
             <w:r>
               <w:rPr>
+                <w:rFonts w:ascii="Aptos" w:hAnsi="Aptos" w:cs="Aptos" w:eastAsia="Aptos"/>
                 <w:color w:val="000000"/>
                 <w:sz w:val="24"/>
                 <w:szCs w:val="24"/>
@@ -728,7 +793,6 @@
           <w:p>
             <w:pPr>
               <w:spacing w:after="0" w:line="480" w:lineRule="auto"/>
-              <w:ind w:left="432"/>
               <w:textAlignment w:val="baseline"/>
               <w:rPr>
                 <w:rFonts w:ascii="Times New Roman" w:hAnsi="Times New Roman" w:cs="Times New Roman"/>
@@ -739,6 +803,7 @@
             </w:pPr>
             <w:r>
               <w:rPr>
+                <w:rFonts w:ascii="Aptos" w:hAnsi="Aptos" w:cs="Aptos" w:eastAsia="Aptos"/>
                 <w:color w:val="000000"/>
                 <w:sz w:val="24"/>
                 <w:szCs w:val="24"/>
@@ -747,6 +812,7 @@
             </w:r>
             <w:r>
               <w:rPr>
+                <w:rFonts w:ascii="Aptos" w:hAnsi="Aptos" w:cs="Aptos" w:eastAsia="Aptos"/>
                 <w:color w:val="000000"/>
                 <w:sz w:val="24"/>
                 <w:szCs w:val="24"/>
@@ -757,6 +823,7 @@
         </w:tc>
       </w:tr>
       <w:tr>
+        <w:trPr/>
         <w:tc>
           <w:tcPr>
             <w:tcW w:w="4685" w:type="dxa"/>
@@ -765,7 +832,6 @@
           <w:p>
             <w:pPr>
               <w:spacing w:after="0" w:line="480" w:lineRule="auto"/>
-              <w:ind w:left="432"/>
               <w:textAlignment w:val="baseline"/>
               <w:rPr>
                 <w:rFonts w:ascii="Times New Roman" w:hAnsi="Times New Roman" w:cs="Times New Roman"/>
@@ -776,6 +842,7 @@
             </w:pPr>
             <w:r>
               <w:rPr>
+                <w:rFonts w:ascii="Aptos" w:hAnsi="Aptos" w:cs="Aptos" w:eastAsia="Aptos"/>
                 <w:color w:val="000000"/>
                 <w:sz w:val="24"/>
                 <w:szCs w:val="24"/>
@@ -784,6 +851,7 @@
             </w:r>
             <w:r>
               <w:rPr>
+                <w:rFonts w:ascii="Aptos" w:hAnsi="Aptos" w:cs="Aptos" w:eastAsia="Aptos"/>
                 <w:color w:val="000000"/>
                 <w:sz w:val="24"/>
                 <w:szCs w:val="24"/>
@@ -792,6 +860,7 @@
             </w:r>
             <w:r>
               <w:rPr>
+                <w:rFonts w:ascii="Aptos" w:hAnsi="Aptos" w:cs="Aptos" w:eastAsia="Aptos"/>
                 <w:color w:val="000000"/>
                 <w:sz w:val="24"/>
                 <w:szCs w:val="24"/>
@@ -802,9 +871,8 @@
         </w:tc>
       </w:tr>
     </w:tbl>
-    <w:p/>
     <w:sectPr>
-      <w:footerReference w:type="default" r:id="rId8"/>
+      <w:footerReference w:type="default" r:id="rId14"/>
       <w:pgSz w:w="12240" w:h="15840"/>
       <w:pgMar w:top="1440" w:right="1440" w:bottom="1440" w:left="1440" w:header="706" w:footer="706" w:gutter="0"/>
       <w:cols w:space="720"/>
@@ -814,6 +882,42 @@
 </w:document>
 </file>
 
+<file path=word/comments.xml><?xml version="1.0" encoding="utf-8"?>
+<w:comments xmlns:wpc="http://schemas.microsoft.com/office/word/2010/wordprocessingCanvas" xmlns:cx="http://schemas.microsoft.com/office/drawing/2014/chartex" xmlns:cx1="http://schemas.microsoft.com/office/drawing/2015/9/8/chartex" xmlns:cx2="http://schemas.microsoft.com/office/drawing/2015/10/21/chartex" xmlns:cx3="http://schemas.microsoft.com/office/drawing/2016/5/9/chartex" xmlns:cx4="http://schemas.microsoft.com/office/drawing/2016/5/10/chartex" xmlns:cx5="http://schemas.microsoft.com/office/drawing/2016/5/11/chartex" xmlns:cx6="http://schemas.microsoft.com/office/drawing/2016/5/12/chartex" xmlns:cx7="http://schemas.microsoft.com/office/drawing/2016/5/13/chartex" xmlns:cx8="http://schemas.microsoft.com/office/drawing/2016/5/14/chartex" xmlns:mc="http://schemas.openxmlformats.org/markup-compatibility/2006" xmlns:aink="http://schemas.microsoft.com/office/drawing/2016/ink" xmlns:am3d="http://schemas.microsoft.com/office/drawing/2017/model3d" xmlns:o="urn:schemas-microsoft-com:office:office" xmlns:oel="http://schemas.microsoft.com/office/2019/extlst" xmlns:r="http://schemas.openxmlformats.org/officeDocument/2006/relationships" xmlns:m="http://schemas.openxmlformats.org/officeDocument/2006/math" xmlns:v="urn:schemas-microsoft-com:vml" xmlns:wp14="http://schemas.microsoft.com/office/word/2010/wordprocessingDrawing" xmlns:wp="http://schemas.openxmlformats.org/drawingml/2006/wordprocessingDrawing" xmlns:w10="urn:schemas-microsoft-com:office:word" xmlns:w="http://schemas.openxmlformats.org/wordprocessingml/2006/main" xmlns:w14="http://schemas.microsoft.com/office/word/2010/wordml" xmlns:w15="http://schemas.microsoft.com/office/word/2012/wordml" xmlns:w16cex="http://schemas.microsoft.com/office/word/2018/wordml/cex" xmlns:w16cid="http://schemas.microsoft.com/office/word/2016/wordml/cid" xmlns:w16="http://schemas.microsoft.com/office/word/2018/wordml" xmlns:w16du="http://schemas.microsoft.com/office/word/2023/wordml/word16du" xmlns:w16sdtdh="http://schemas.microsoft.com/office/word/2020/wordml/sdtdatahash" xmlns:w16sdtfl="http://schemas.microsoft.com/office/word/2024/wordml/sdtformatlock" xmlns:w16se="http://schemas.microsoft.com/office/word/2015/wordml/symex" xmlns:wpg="http://schemas.microsoft.com/office/word/2010/wordprocessingGroup" xmlns:wpi="http://schemas.microsoft.com/office/word/2010/wordprocessingInk" xmlns:wne="http://schemas.microsoft.com/office/word/2006/wordml" xmlns:wps="http://schemas.microsoft.com/office/word/2010/wordprocessingShape" mc:Ignorable="w14 w15 w16se w16cid w16 w16cex w16sdtdh w16sdtfl w16du wp14">
+  <w:comment w:id="344" w:author="ED" w:date="2026-05-22T23:15:00Z" w:initials="ED">
+    <w:p>
+      <w:pPr>
+        <w:pStyle w:val="CommentText"/>
+      </w:pPr>
+      <w:r>
+        <w:rPr>
+          <w:rStyle w:val="CommentReference"/>
+        </w:rPr>
+        <w:annotationRef/>
+      </w:r>
+      <w:r>
+        <w:rPr>
+          <w:rFonts w:ascii="Aptos" w:hAnsi="Aptos" w:eastAsia="Aptos" w:cs="Aptos"/>
+        </w:rPr>
+        <w:t>Comp: Set as sublist</w:t>
+      </w:r>
+    </w:p>
+  </w:comment>
+</w:comments>
+</file>
+
+<file path=word/commentsExtended.xml><?xml version="1.0" encoding="utf-8"?>
+<w15:commentsEx xmlns:wpc="http://schemas.microsoft.com/office/word/2010/wordprocessingCanvas" xmlns:cx="http://schemas.microsoft.com/office/drawing/2014/chartex" xmlns:cx1="http://schemas.microsoft.com/office/drawing/2015/9/8/chartex" xmlns:cx2="http://schemas.microsoft.com/office/drawing/2015/10/21/chartex" xmlns:cx3="http://schemas.microsoft.com/office/drawing/2016/5/9/chartex" xmlns:cx4="http://schemas.microsoft.com/office/drawing/2016/5/10/chartex" xmlns:cx5="http://schemas.microsoft.com/office/drawing/2016/5/11/chartex" xmlns:cx6="http://schemas.microsoft.com/office/drawing/2016/5/12/chartex" xmlns:cx7="http://schemas.microsoft.com/office/drawing/2016/5/13/chartex" xmlns:cx8="http://schemas.microsoft.com/office/drawing/2016/5/14/chartex" xmlns:mc="http://schemas.openxmlformats.org/markup-compatibility/2006" xmlns:aink="http://schemas.microsoft.com/office/drawing/2016/ink" xmlns:am3d="http://schemas.microsoft.com/office/drawing/2017/model3d" xmlns:o="urn:schemas-microsoft-com:office:office" xmlns:oel="http://schemas.microsoft.com/office/2019/extlst" xmlns:r="http://schemas.openxmlformats.org/officeDocument/2006/relationships" xmlns:m="http://schemas.openxmlformats.org/officeDocument/2006/math" xmlns:v="urn:schemas-microsoft-com:vml" xmlns:wp14="http://schemas.microsoft.com/office/word/2010/wordprocessingDrawing" xmlns:wp="http://schemas.openxmlformats.org/drawingml/2006/wordprocessingDrawing" xmlns:w10="urn:schemas-microsoft-com:office:word" xmlns:w="http://schemas.openxmlformats.org/wordprocessingml/2006/main" xmlns:w14="http://schemas.microsoft.com/office/word/2010/wordml" xmlns:w15="http://schemas.microsoft.com/office/word/2012/wordml" xmlns:w16cex="http://schemas.microsoft.com/office/word/2018/wordml/cex" xmlns:w16cid="http://schemas.microsoft.com/office/word/2016/wordml/cid" xmlns:w16="http://schemas.microsoft.com/office/word/2018/wordml" xmlns:w16du="http://schemas.microsoft.com/office/word/2023/wordml/word16du" xmlns:w16sdtdh="http://schemas.microsoft.com/office/word/2020/wordml/sdtdatahash" xmlns:w16sdtfl="http://schemas.microsoft.com/office/word/2024/wordml/sdtformatlock" xmlns:w16se="http://schemas.microsoft.com/office/word/2015/wordml/symex" xmlns:wpg="http://schemas.microsoft.com/office/word/2010/wordprocessingGroup" xmlns:wpi="http://schemas.microsoft.com/office/word/2010/wordprocessingInk" xmlns:wne="http://schemas.microsoft.com/office/word/2006/wordml" xmlns:wps="http://schemas.microsoft.com/office/word/2010/wordprocessingShape" mc:Ignorable="w14 w15 w16se w16cid w16 w16cex w16sdtdh w16sdtfl w16du wp14">
+  <w15:commentEx w15:paraId="79E9592C" w15:done="0"/>
+</w15:commentsEx>
+</file>
+
+<file path=word/commentsIds.xml><?xml version="1.0" encoding="utf-8"?>
+<w16cid:commentsIds xmlns:wpc="http://schemas.microsoft.com/office/word/2010/wordprocessingCanvas" xmlns:cx="http://schemas.microsoft.com/office/drawing/2014/chartex" xmlns:cx1="http://schemas.microsoft.com/office/drawing/2015/9/8/chartex" xmlns:cx2="http://schemas.microsoft.com/office/drawing/2015/10/21/chartex" xmlns:cx3="http://schemas.microsoft.com/office/drawing/2016/5/9/chartex" xmlns:cx4="http://schemas.microsoft.com/office/drawing/2016/5/10/chartex" xmlns:cx5="http://schemas.microsoft.com/office/drawing/2016/5/11/chartex" xmlns:cx6="http://schemas.microsoft.com/office/drawing/2016/5/12/chartex" xmlns:cx7="http://schemas.microsoft.com/office/drawing/2016/5/13/chartex" xmlns:cx8="http://schemas.microsoft.com/office/drawing/2016/5/14/chartex" xmlns:mc="http://schemas.openxmlformats.org/markup-compatibility/2006" xmlns:aink="http://schemas.microsoft.com/office/drawing/2016/ink" xmlns:am3d="http://schemas.microsoft.com/office/drawing/2017/model3d" xmlns:o="urn:schemas-microsoft-com:office:office" xmlns:oel="http://schemas.microsoft.com/office/2019/extlst" xmlns:r="http://schemas.openxmlformats.org/officeDocument/2006/relationships" xmlns:m="http://schemas.openxmlformats.org/officeDocument/2006/math" xmlns:v="urn:schemas-microsoft-com:vml" xmlns:wp14="http://schemas.microsoft.com/office/word/2010/wordprocessingDrawing" xmlns:wp="http://schemas.openxmlformats.org/drawingml/2006/wordprocessingDrawing" xmlns:w10="urn:schemas-microsoft-com:office:word" xmlns:w="http://schemas.openxmlformats.org/wordprocessingml/2006/main" xmlns:w14="http://schemas.microsoft.com/office/word/2010/wordml" xmlns:w15="http://schemas.microsoft.com/office/word/2012/wordml" xmlns:w16cex="http://schemas.microsoft.com/office/word/2018/wordml/cex" xmlns:w16cid="http://schemas.microsoft.com/office/word/2016/wordml/cid" xmlns:w16="http://schemas.microsoft.com/office/word/2018/wordml" xmlns:w16du="http://schemas.microsoft.com/office/word/2023/wordml/word16du" xmlns:w16sdtdh="http://schemas.microsoft.com/office/word/2020/wordml/sdtdatahash" xmlns:w16sdtfl="http://schemas.microsoft.com/office/word/2024/wordml/sdtformatlock" xmlns:w16se="http://schemas.microsoft.com/office/word/2015/wordml/symex" xmlns:wpg="http://schemas.microsoft.com/office/word/2010/wordprocessingGroup" xmlns:wpi="http://schemas.microsoft.com/office/word/2010/wordprocessingInk" xmlns:wne="http://schemas.microsoft.com/office/word/2006/wordml" xmlns:wps="http://schemas.microsoft.com/office/word/2010/wordprocessingShape" mc:Ignorable="w14 w15 w16se w16cid w16 w16cex w16sdtdh w16sdtfl w16du wp14">
+  <w16cid:commentId w16cid:paraId="79E9592C" w16cid:durableId="79E9592C"/>
+</w16cid:commentsIds>
+</file>
+
 <file path=word/endnotes.xml><?xml version="1.0" encoding="utf-8"?>
 <w:endnotes xmlns:wpc="http://schemas.microsoft.com/office/word/2010/wordprocessingCanvas" xmlns:cx="http://schemas.microsoft.com/office/drawing/2014/chartex" xmlns:cx1="http://schemas.microsoft.com/office/drawing/2015/9/8/chartex" xmlns:cx2="http://schemas.microsoft.com/office/drawing/2015/10/21/chartex" xmlns:cx3="http://schemas.microsoft.com/office/drawing/2016/5/9/chartex" xmlns:cx4="http://schemas.microsoft.com/office/drawing/2016/5/10/chartex" xmlns:cx5="http://schemas.microsoft.com/office/drawing/2016/5/11/chartex" xmlns:cx6="http://schemas.microsoft.com/office/drawing/2016/5/12/chartex" xmlns:cx7="http://schemas.microsoft.com/office/drawing/2016/5/13/chartex" xmlns:cx8="http://schemas.microsoft.com/office/drawing/2016/5/14/chartex" xmlns:mc="http://schemas.openxmlformats.org/markup-compatibility/2006" xmlns:aink="http://schemas.microsoft.com/office/drawing/2016/ink" xmlns:am3d="http://schemas.microsoft.com/office/drawing/2017/model3d" xmlns:o="urn:schemas-microsoft-com:office:office" xmlns:oel="http://schemas.microsoft.com/office/2019/extlst" xmlns:r="http://schemas.openxmlformats.org/officeDocument/2006/relationships" xmlns:m="http://schemas.openxmlformats.org/officeDocument/2006/math" xmlns:v="urn:schemas-microsoft-com:vml" xmlns:wp14="http://schemas.microsoft.com/office/word/2010/wordprocessingDrawing" xmlns:wp="http://schemas.openxmlformats.org/drawingml/2006/wordprocessingDrawing" xmlns:w10="urn:schemas-microsoft-com:office:word" xmlns:w="http://schemas.openxmlformats.org/wordprocessingml/2006/main" xmlns:w14="http://schemas.microsoft.com/office/word/2010/wordml" xmlns:w15="http://schemas.microsoft.com/office/word/2012/wordml" xmlns:w16cex="http://schemas.microsoft.com/office/word/2018/wordml/cex" xmlns:w16cid="http://schemas.microsoft.com/office/word/2016/wordml/cid" xmlns:w16="http://schemas.microsoft.com/office/word/2018/wordml" xmlns:w16du="http://schemas.microsoft.com/office/word/2023/wordml/word16du" xmlns:w16sdtdh="http://schemas.microsoft.com/office/word/2020/wordml/sdtdatahash" xmlns:w16sdtfl="http://schemas.microsoft.com/office/word/2024/wordml/sdtformatlock" xmlns:w16se="http://schemas.microsoft.com/office/word/2015/wordml/symex" xmlns:wpg="http://schemas.microsoft.com/office/word/2010/wordprocessingGroup" xmlns:wpi="http://schemas.microsoft.com/office/word/2010/wordprocessingInk" xmlns:wne="http://schemas.microsoft.com/office/word/2006/wordml" xmlns:wps="http://schemas.microsoft.com/office/word/2010/wordprocessingShape" mc:Ignorable="w14 w15 w16se w16cid w16 w16cex w16sdtdh w16sdtfl w16du wp14">
   <w:endnote w:type="separator" w:id="-1">
@@ -840,19 +944,22 @@
 </file>
 
 <file path=word/footer1.xml><?xml version="1.0" encoding="utf-8"?>
-<w:ftr xmlns:wpc="http://schemas.microsoft.com/office/word/2010/wordprocessingCanvas" xmlns:cx="http://schemas.microsoft.com/office/drawing/2014/chartex" xmlns:cx1="http://schemas.microsoft.com/office/drawing/2015/9/8/chartex" xmlns:cx2="http://schemas.microsoft.com/office/drawing/2015/10/21/chartex" xmlns:cx3="http://schemas.microsoft.com/office/drawing/2016/5/9/chartex" xmlns:cx4="http://schemas.microsoft.com/office/drawing/2016/5/10/chartex" xmlns:cx5="http://schemas.microsoft.com/office/drawing/2016/5/11/chartex" xmlns:cx6="http://schemas.microsoft.com/office/drawing/2016/5/12/chartex" xmlns:cx7="http://schemas.microsoft.com/office/drawing/2016/5/13/chartex" xmlns:cx8="http://schemas.microsoft.com/office/drawing/2016/5/14/chartex" xmlns:mc="http://schemas.openxmlformats.org/markup-compatibility/2006" xmlns:aink="http://schemas.microsoft.com/office/drawing/2016/ink" xmlns:am3d="http://schemas.microsoft.com/office/drawing/2017/model3d" xmlns:o="urn:schemas-microsoft-com:office:office" xmlns:oel="http://schemas.microsoft.com/office/2019/extlst" xmlns:r="http://schemas.openxmlformats.org/officeDocument/2006/relationships" xmlns:m="http://schemas.openxmlformats.org/officeDocument/2006/math" xmlns:v="urn:schemas-microsoft-com:vml" xmlns:wp14="http://schemas.microsoft.com/office/word/2010/wordprocessingDrawing" xmlns:wp="http://schemas.openxmlformats.org/drawingml/2006/wordprocessingDrawing" xmlns:w10="urn:schemas-microsoft-com:office:word" xmlns:w="http://schemas.openxmlformats.org/wordprocessingml/2006/main" xmlns:w14="http://schemas.microsoft.com/office/word/2010/wordml" xmlns:w15="http://schemas.microsoft.com/office/word/2012/wordml" xmlns:w16cex="http://schemas.microsoft.com/office/word/2018/wordml/cex" xmlns:w16cid="http://schemas.microsoft.com/office/word/2016/wordml/cid" xmlns:w16="http://schemas.microsoft.com/office/word/2018/wordml" xmlns:w16du="http://schemas.microsoft.com/office/word/2023/wordml/word16du" xmlns:w16sdtdh="http://schemas.microsoft.com/office/word/2020/wordml/sdtdatahash" xmlns:w16sdtfl="http://schemas.microsoft.com/office/word/2024/wordml/sdtformatlock" xmlns:w16se="http://schemas.microsoft.com/office/word/2015/wordml/symex" xmlns:wpg="http://schemas.microsoft.com/office/word/2010/wordprocessingGroup" xmlns:wpi="http://schemas.microsoft.com/office/word/2010/wordprocessingInk" xmlns:wne="http://schemas.microsoft.com/office/word/2006/wordml" xmlns:wps="http://schemas.microsoft.com/office/word/2010/wordprocessingShape" mc:Ignorable="w14 w15 w16se w16cid w16 w16cex w16sdtdh w16sdtfl w16du wp14">
+<w:ftr xmlns:m="http://schemas.openxmlformats.org/officeDocument/2006/math" xmlns:mc="http://schemas.openxmlformats.org/markup-compatibility/2006" xmlns:mo="http://schemas.microsoft.com/office/mac/office/2008/main" xmlns:mv="urn:schemas-microsoft-com:mac:vml" xmlns:o="urn:schemas-microsoft-com:office:office" xmlns:r="http://schemas.openxmlformats.org/officeDocument/2006/relationships" xmlns:v="urn:schemas-microsoft-com:vml" xmlns:w10="urn:schemas-microsoft-com:office:word" xmlns:w14="http://schemas.microsoft.com/office/word/2010/wordml" xmlns:w="http://schemas.openxmlformats.org/wordprocessingml/2006/main" xmlns:wne="http://schemas.microsoft.com/office/word/2006/wordml" xmlns:wp14="http://schemas.microsoft.com/office/word/2010/wordprocessingDrawing" xmlns:wp="http://schemas.openxmlformats.org/drawingml/2006/wordprocessingDrawing" xmlns:wpc="http://schemas.microsoft.com/office/word/2010/wordprocessingCanvas" xmlns:wpg="http://schemas.microsoft.com/office/word/2010/wordprocessingGroup" xmlns:wpi="http://schemas.microsoft.com/office/word/2010/wordprocessingInk" xmlns:wps="http://schemas.microsoft.com/office/word/2010/wordprocessingShape" mc:Ignorable="w14 wp14">
   <w:p>
     <w:pPr>
-      <w:spacing w:after="0" w:line="240" w:lineRule="auto"/>
+      <w:spacing w:line="240" w:lineRule="auto" w:before="0" w:after="0"/>
+      <w:jc w:val="left"/>
     </w:pPr>
     <w:r>
       <w:rPr>
+        <w:rFonts w:ascii="Aptos" w:hAnsi="Aptos" w:eastAsia="Aptos" w:cs="Aptos"/>
         <w:sz w:val="18"/>
       </w:rPr>
       <w:t xml:space="preserve">From J.M. Larson and H.L. Stedge, </w:t>
     </w:r>
     <w:r>
       <w:rPr>
+        <w:rFonts w:ascii="Aptos" w:hAnsi="Aptos" w:eastAsia="Aptos" w:cs="Aptos"/>
         <w:i/>
         <w:sz w:val="18"/>
       </w:rPr>
@@ -860,6 +967,7 @@
     </w:r>
     <w:r>
       <w:rPr>
+        <w:rFonts w:ascii="Aptos" w:hAnsi="Aptos" w:eastAsia="Aptos" w:cs="Aptos"/>
         <w:sz w:val="18"/>
       </w:rPr>
       <w:t xml:space="preserve"> (Human Kinetics, 2027).</w:t>
@@ -3965,6 +4073,17 @@
     <w:abstractNumId w:val="15"/>
   </w:num>
 </w:numbering>
+</file>
+
+<file path=word/people.xml><?xml version="1.0" encoding="utf-8"?>
+<w15:people xmlns:wpc="http://schemas.microsoft.com/office/word/2010/wordprocessingCanvas" xmlns:cx="http://schemas.microsoft.com/office/drawing/2014/chartex" xmlns:cx1="http://schemas.microsoft.com/office/drawing/2015/9/8/chartex" xmlns:cx2="http://schemas.microsoft.com/office/drawing/2015/10/21/chartex" xmlns:cx3="http://schemas.microsoft.com/office/drawing/2016/5/9/chartex" xmlns:cx4="http://schemas.microsoft.com/office/drawing/2016/5/10/chartex" xmlns:cx5="http://schemas.microsoft.com/office/drawing/2016/5/11/chartex" xmlns:cx6="http://schemas.microsoft.com/office/drawing/2016/5/12/chartex" xmlns:cx7="http://schemas.microsoft.com/office/drawing/2016/5/13/chartex" xmlns:cx8="http://schemas.microsoft.com/office/drawing/2016/5/14/chartex" xmlns:mc="http://schemas.openxmlformats.org/markup-compatibility/2006" xmlns:aink="http://schemas.microsoft.com/office/drawing/2016/ink" xmlns:am3d="http://schemas.microsoft.com/office/drawing/2017/model3d" xmlns:o="urn:schemas-microsoft-com:office:office" xmlns:oel="http://schemas.microsoft.com/office/2019/extlst" xmlns:r="http://schemas.openxmlformats.org/officeDocument/2006/relationships" xmlns:m="http://schemas.openxmlformats.org/officeDocument/2006/math" xmlns:v="urn:schemas-microsoft-com:vml" xmlns:wp14="http://schemas.microsoft.com/office/word/2010/wordprocessingDrawing" xmlns:wp="http://schemas.openxmlformats.org/drawingml/2006/wordprocessingDrawing" xmlns:w10="urn:schemas-microsoft-com:office:word" xmlns:w="http://schemas.openxmlformats.org/wordprocessingml/2006/main" xmlns:w14="http://schemas.microsoft.com/office/word/2010/wordml" xmlns:w15="http://schemas.microsoft.com/office/word/2012/wordml" xmlns:w16cex="http://schemas.microsoft.com/office/word/2018/wordml/cex" xmlns:w16cid="http://schemas.microsoft.com/office/word/2016/wordml/cid" xmlns:w16="http://schemas.microsoft.com/office/word/2018/wordml" xmlns:w16du="http://schemas.microsoft.com/office/word/2023/wordml/word16du" xmlns:w16sdtdh="http://schemas.microsoft.com/office/word/2020/wordml/sdtdatahash" xmlns:w16sdtfl="http://schemas.microsoft.com/office/word/2024/wordml/sdtformatlock" xmlns:w16se="http://schemas.microsoft.com/office/word/2015/wordml/symex" xmlns:wpg="http://schemas.microsoft.com/office/word/2010/wordprocessingGroup" xmlns:wpi="http://schemas.microsoft.com/office/word/2010/wordprocessingInk" xmlns:wne="http://schemas.microsoft.com/office/word/2006/wordml" xmlns:wps="http://schemas.microsoft.com/office/word/2010/wordprocessingShape" mc:Ignorable="w14 w15 w16se w16cid w16 w16cex w16sdtdh w16sdtfl w16du wp14">
+  <w15:person w15:author="Anna Seaman">
+    <w15:presenceInfo w15:providerId="AD" w15:userId="S::AnnaS@hkusa.com::713ab380-bdda-4997-81d0-fa539102c996"/>
+  </w15:person>
+  <w15:person w15:author="ED">
+    <w15:presenceInfo w15:providerId="None" w15:userId="ED"/>
+  </w15:person>
+</w15:people>
 </file>
 
 <file path=word/styles.xml><?xml version="1.0" encoding="utf-8"?>
@@ -4368,7 +4487,7 @@
     <w:name w:val="Normal"/>
     <w:qFormat/>
     <w:rPr>
-      <w:rFonts w:ascii="Aptos" w:eastAsia="Aptos" w:hAnsi="Aptos" w:cs="Aptos"/>
+      <w:rFonts w:ascii="Aptos" w:hAnsi="Aptos" w:eastAsia="Aptos" w:cs="Aptos"/>
     </w:rPr>
   </w:style>
   <w:style w:type="paragraph" w:styleId="Heading1">
@@ -4579,7 +4698,6 @@
   <w:style w:type="character" w:default="1" w:styleId="DefaultParagraphFont">
     <w:name w:val="Default Paragraph Font"/>
     <w:uiPriority w:val="1"/>
-    <w:semiHidden/>
     <w:unhideWhenUsed/>
   </w:style>
   <w:style w:type="table" w:default="1" w:styleId="TableNormal">
